--- a/_Studying(5th_sem)/MathLogicAndAlghorithmsTheory/15.12.2025.docx
+++ b/_Studying(5th_sem)/MathLogicAndAlghorithmsTheory/15.12.2025.docx
@@ -90,56 +90,13 @@
           <w:lang w:val="en-US"/>
         </w:rPr>
       </w:pPr>
-      <w:proofErr w:type="spellStart"/>
-      <w:proofErr w:type="gramStart"/>
-      <w:r>
-        <w:rPr>
-          <w:iCs/>
-          <w:lang w:val="en-US"/>
-        </w:rPr>
-        <w:t>a,b</w:t>
-      </w:r>
-      <w:proofErr w:type="gramEnd"/>
-      <w:r>
-        <w:rPr>
-          <w:iCs/>
-          <w:lang w:val="en-US"/>
-        </w:rPr>
-        <w:t>,</w:t>
-      </w:r>
-      <w:proofErr w:type="gramStart"/>
-      <w:r>
-        <w:rPr>
-          <w:iCs/>
-          <w:lang w:val="en-US"/>
-        </w:rPr>
-        <w:t>c</w:t>
-      </w:r>
-      <w:proofErr w:type="spellEnd"/>
-      <w:r>
-        <w:rPr>
-          <w:iCs/>
-          <w:lang w:val="en-US"/>
-        </w:rPr>
-        <w:t>,…</w:t>
-      </w:r>
-      <w:proofErr w:type="gramEnd"/>
-      <w:r>
-        <w:rPr>
-          <w:iCs/>
-          <w:lang w:val="en-US"/>
-        </w:rPr>
-        <w:t>,a</w:t>
-      </w:r>
-      <w:proofErr w:type="gramStart"/>
-      <w:r>
-        <w:rPr>
-          <w:iCs/>
-          <w:lang w:val="en-US"/>
-        </w:rPr>
-        <w:t>1,a2,…</w:t>
-      </w:r>
-      <w:proofErr w:type="gramEnd"/>
+      <w:r>
+        <w:rPr>
+          <w:iCs/>
+          <w:lang w:val="en-US"/>
+        </w:rPr>
+        <w:t>a,b,c,…,a1,a2,…</w:t>
+      </w:r>
     </w:p>
     <w:p>
       <w:pPr>
@@ -170,56 +127,13 @@
           <w:lang w:val="en-US"/>
         </w:rPr>
       </w:pPr>
-      <w:proofErr w:type="spellStart"/>
-      <w:proofErr w:type="gramStart"/>
-      <w:r>
-        <w:rPr>
-          <w:iCs/>
-          <w:lang w:val="en-US"/>
-        </w:rPr>
-        <w:t>x,y</w:t>
-      </w:r>
-      <w:proofErr w:type="gramEnd"/>
-      <w:r>
-        <w:rPr>
-          <w:iCs/>
-          <w:lang w:val="en-US"/>
-        </w:rPr>
-        <w:t>,</w:t>
-      </w:r>
-      <w:proofErr w:type="gramStart"/>
-      <w:r>
-        <w:rPr>
-          <w:iCs/>
-          <w:lang w:val="en-US"/>
-        </w:rPr>
-        <w:t>z</w:t>
-      </w:r>
-      <w:proofErr w:type="spellEnd"/>
-      <w:r>
-        <w:rPr>
-          <w:iCs/>
-          <w:lang w:val="en-US"/>
-        </w:rPr>
-        <w:t>,…</w:t>
-      </w:r>
-      <w:proofErr w:type="gramEnd"/>
-      <w:r>
-        <w:rPr>
-          <w:iCs/>
-          <w:lang w:val="en-US"/>
-        </w:rPr>
-        <w:t>,x</w:t>
-      </w:r>
-      <w:proofErr w:type="gramStart"/>
-      <w:r>
-        <w:rPr>
-          <w:iCs/>
-          <w:lang w:val="en-US"/>
-        </w:rPr>
-        <w:t>1,x2,…</w:t>
-      </w:r>
-      <w:proofErr w:type="gramEnd"/>
+      <w:r>
+        <w:rPr>
+          <w:iCs/>
+          <w:lang w:val="en-US"/>
+        </w:rPr>
+        <w:t>x,y,z,…,x1,x2,…</w:t>
+      </w:r>
     </w:p>
     <w:p>
       <w:pPr>
@@ -304,7 +218,6 @@
         </w:rPr>
         <w:t>^</w:t>
       </w:r>
-      <w:proofErr w:type="gramStart"/>
       <w:r>
         <w:rPr>
           <w:iCs/>
@@ -324,7 +237,6 @@
         </w:rPr>
         <w:t>…</w:t>
       </w:r>
-      <w:proofErr w:type="gramEnd"/>
       <w:r>
         <w:rPr>
           <w:iCs/>
@@ -441,7 +353,6 @@
         </w:rPr>
         <w:t>^</w:t>
       </w:r>
-      <w:proofErr w:type="gramStart"/>
       <w:r>
         <w:rPr>
           <w:iCs/>
@@ -461,7 +372,6 @@
         </w:rPr>
         <w:t>…</w:t>
       </w:r>
-      <w:proofErr w:type="gramEnd"/>
       <w:r>
         <w:rPr>
           <w:iCs/>
@@ -481,7 +391,6 @@
         </w:rPr>
         <w:t>1^</w:t>
       </w:r>
-      <w:proofErr w:type="gramStart"/>
       <w:r>
         <w:rPr>
           <w:iCs/>
@@ -501,7 +410,6 @@
         </w:rPr>
         <w:t>…</w:t>
       </w:r>
-      <w:proofErr w:type="gramEnd"/>
     </w:p>
     <w:p>
       <w:pPr>
@@ -669,32 +577,13 @@
         </w:rPr>
         <w:t>∀</w:t>
       </w:r>
-      <w:proofErr w:type="spellStart"/>
-      <w:r>
-        <w:rPr>
-          <w:rFonts w:ascii="Cambria Math" w:hAnsi="Cambria Math" w:cs="Cambria Math"/>
-          <w:iCs/>
-          <w:lang w:val="en-US"/>
-        </w:rPr>
-        <w:t>xP</w:t>
-      </w:r>
-      <w:proofErr w:type="spellEnd"/>
-      <w:r>
-        <w:rPr>
-          <w:rFonts w:ascii="Cambria Math" w:hAnsi="Cambria Math" w:cs="Cambria Math"/>
-          <w:iCs/>
-          <w:lang w:val="en-US"/>
-        </w:rPr>
-        <w:t>(x</w:t>
-      </w:r>
-      <w:proofErr w:type="gramStart"/>
-      <w:r>
-        <w:rPr>
-          <w:rFonts w:ascii="Cambria Math" w:hAnsi="Cambria Math" w:cs="Cambria Math"/>
-          <w:iCs/>
-          <w:lang w:val="en-US"/>
-        </w:rPr>
-        <w:t>)</w:t>
+      <w:r>
+        <w:rPr>
+          <w:rFonts w:ascii="Cambria Math" w:hAnsi="Cambria Math" w:cs="Cambria Math"/>
+          <w:iCs/>
+          <w:lang w:val="en-US"/>
+        </w:rPr>
+        <w:t>xP(x)</w:t>
       </w:r>
       <w:r>
         <w:rPr>
@@ -703,7 +592,6 @@
         </w:rPr>
         <w:t>)≡</w:t>
       </w:r>
-      <w:proofErr w:type="gramEnd"/>
       <w:r>
         <w:rPr>
           <w:iCs/>
@@ -842,21 +730,12 @@
         </w:rPr>
         <w:t>∀</w:t>
       </w:r>
-      <w:proofErr w:type="spellStart"/>
-      <w:r>
-        <w:rPr>
-          <w:iCs/>
-          <w:lang w:val="en-US"/>
-        </w:rPr>
-        <w:t>xP</w:t>
-      </w:r>
-      <w:proofErr w:type="spellEnd"/>
-      <w:r>
-        <w:rPr>
-          <w:iCs/>
-          <w:lang w:val="en-US"/>
-        </w:rPr>
-        <w:t>(x)</w:t>
+      <w:r>
+        <w:rPr>
+          <w:iCs/>
+          <w:lang w:val="en-US"/>
+        </w:rPr>
+        <w:t>xP(x)</w:t>
       </w:r>
     </w:p>
     <w:p>
@@ -891,7 +770,6 @@
         </w:rPr>
         <w:t>∀</w:t>
       </w:r>
-      <w:proofErr w:type="spellStart"/>
       <w:r>
         <w:rPr>
           <w:iCs/>
@@ -911,27 +789,17 @@
           <w:iCs/>
           <w:lang w:val="en-US"/>
         </w:rPr>
-        <w:t>P</w:t>
-      </w:r>
-      <w:proofErr w:type="spellEnd"/>
-      <w:r>
-        <w:rPr>
-          <w:iCs/>
-          <w:lang w:val="en-US"/>
-        </w:rPr>
-        <w:t>(x)</w:t>
-      </w:r>
-    </w:p>
-    <w:p>
-      <w:pPr>
-        <w:jc w:val="both"/>
-        <w:rPr>
-          <w:iCs/>
-          <w:lang w:val="en-US"/>
-        </w:rPr>
-      </w:pPr>
-      <w:proofErr w:type="spellStart"/>
-      <w:proofErr w:type="gramStart"/>
+        <w:t>P(x)</w:t>
+      </w:r>
+    </w:p>
+    <w:p>
+      <w:pPr>
+        <w:jc w:val="both"/>
+        <w:rPr>
+          <w:iCs/>
+          <w:lang w:val="en-US"/>
+        </w:rPr>
+      </w:pPr>
       <w:r>
         <w:rPr>
           <w:iCs/>
@@ -939,8 +807,6 @@
         </w:rPr>
         <w:t>i</w:t>
       </w:r>
-      <w:proofErr w:type="spellEnd"/>
-      <w:proofErr w:type="gramEnd"/>
     </w:p>
     <w:p>
       <w:pPr>
@@ -958,21 +824,12 @@
         </w:rPr>
         <w:t>∃</w:t>
       </w:r>
-      <w:proofErr w:type="spellStart"/>
-      <w:r>
-        <w:rPr>
-          <w:iCs/>
-          <w:lang w:val="en-US"/>
-        </w:rPr>
-        <w:t>xP</w:t>
-      </w:r>
-      <w:proofErr w:type="spellEnd"/>
-      <w:r>
-        <w:rPr>
-          <w:iCs/>
-          <w:lang w:val="en-US"/>
-        </w:rPr>
-        <w:t>(x)</w:t>
+      <w:r>
+        <w:rPr>
+          <w:iCs/>
+          <w:lang w:val="en-US"/>
+        </w:rPr>
+        <w:t>xP(x)</w:t>
       </w:r>
     </w:p>
     <w:p>
@@ -1117,21 +974,12 @@
         <w:lastRenderedPageBreak/>
         <w:t xml:space="preserve">Если </w:t>
       </w:r>
-      <w:proofErr w:type="spellStart"/>
-      <w:r>
-        <w:rPr>
-          <w:iCs/>
-          <w:lang w:val="en-US"/>
-        </w:rPr>
-        <w:t>f^n</w:t>
-      </w:r>
-      <w:proofErr w:type="spellEnd"/>
-      <w:r>
-        <w:rPr>
-          <w:iCs/>
-          <w:lang w:val="en-US"/>
-        </w:rPr>
-        <w:t xml:space="preserve"> – </w:t>
+      <w:r>
+        <w:rPr>
+          <w:iCs/>
+          <w:lang w:val="en-US"/>
+        </w:rPr>
+        <w:t xml:space="preserve">f^n – </w:t>
       </w:r>
       <w:r>
         <w:rPr>
@@ -1194,7 +1042,6 @@
         </w:rPr>
         <w:t>t</w:t>
       </w:r>
-      <w:proofErr w:type="gramStart"/>
       <w:r>
         <w:rPr>
           <w:iCs/>
@@ -1212,16 +1059,8 @@
         <w:rPr>
           <w:iCs/>
         </w:rPr>
-        <w:t>2,…</w:t>
-      </w:r>
-      <w:proofErr w:type="gramEnd"/>
-      <w:r>
-        <w:rPr>
-          <w:iCs/>
-        </w:rPr>
-        <w:t>,</w:t>
-      </w:r>
-      <w:proofErr w:type="spellStart"/>
+        <w:t>2,…,</w:t>
+      </w:r>
       <w:r>
         <w:rPr>
           <w:iCs/>
@@ -1229,7 +1068,6 @@
         </w:rPr>
         <w:t>tn</w:t>
       </w:r>
-      <w:proofErr w:type="spellEnd"/>
       <w:r>
         <w:rPr>
           <w:iCs/>
@@ -1385,7 +1223,6 @@
         </w:rPr>
         <w:t>t</w:t>
       </w:r>
-      <w:proofErr w:type="gramStart"/>
       <w:r>
         <w:rPr>
           <w:iCs/>
@@ -1403,16 +1240,8 @@
         <w:rPr>
           <w:iCs/>
         </w:rPr>
-        <w:t>2,..</w:t>
-      </w:r>
-      <w:proofErr w:type="gramEnd"/>
-      <w:r>
-        <w:rPr>
-          <w:iCs/>
-        </w:rPr>
-        <w:t>,</w:t>
-      </w:r>
-      <w:proofErr w:type="spellStart"/>
+        <w:t>2,..,</w:t>
+      </w:r>
       <w:r>
         <w:rPr>
           <w:iCs/>
@@ -1420,7 +1249,6 @@
         </w:rPr>
         <w:t>tn</w:t>
       </w:r>
-      <w:proofErr w:type="spellEnd"/>
       <w:r>
         <w:rPr>
           <w:iCs/>
@@ -1475,7 +1303,6 @@
         </w:rPr>
         <w:t>t</w:t>
       </w:r>
-      <w:proofErr w:type="gramStart"/>
       <w:r>
         <w:rPr>
           <w:iCs/>
@@ -1493,16 +1320,8 @@
         <w:rPr>
           <w:iCs/>
         </w:rPr>
-        <w:t>2,…</w:t>
-      </w:r>
-      <w:proofErr w:type="gramEnd"/>
-      <w:r>
-        <w:rPr>
-          <w:iCs/>
-        </w:rPr>
-        <w:t>,</w:t>
-      </w:r>
-      <w:proofErr w:type="spellStart"/>
+        <w:t>2,…,</w:t>
+      </w:r>
       <w:r>
         <w:rPr>
           <w:iCs/>
@@ -1510,7 +1329,6 @@
         </w:rPr>
         <w:t>tn</w:t>
       </w:r>
-      <w:proofErr w:type="spellEnd"/>
       <w:r>
         <w:rPr>
           <w:iCs/>
@@ -1606,7 +1424,6 @@
         </w:rPr>
         <w:t>&amp;</w:t>
       </w:r>
-      <w:proofErr w:type="gramStart"/>
       <w:r>
         <w:rPr>
           <w:iCs/>
@@ -1618,14 +1435,7 @@
         <w:rPr>
           <w:iCs/>
         </w:rPr>
-        <w:t>,…</w:t>
-      </w:r>
-      <w:proofErr w:type="gramEnd"/>
-      <w:r>
-        <w:rPr>
-          <w:iCs/>
-        </w:rPr>
-        <w:t xml:space="preserve"> - </w:t>
+        <w:t xml:space="preserve">,… - </w:t>
       </w:r>
       <w:r>
         <w:rPr>
@@ -1816,7 +1626,6 @@
         </w:rPr>
         <w:t>(</w:t>
       </w:r>
-      <w:proofErr w:type="gramStart"/>
       <w:r>
         <w:rPr>
           <w:iCs/>
@@ -1837,7 +1646,6 @@
         </w:rPr>
         <w:t>b</w:t>
       </w:r>
-      <w:proofErr w:type="gramEnd"/>
       <w:r>
         <w:rPr>
           <w:iCs/>
@@ -1994,215 +1802,342 @@
           <w:iCs/>
           <w:lang w:val="en-US"/>
         </w:rPr>
-        <w:t>S(y</w:t>
-      </w:r>
-      <w:proofErr w:type="gramStart"/>
-      <w:r>
-        <w:rPr>
-          <w:iCs/>
-          <w:lang w:val="en-US"/>
+        <w:t>S(y))</w:t>
+      </w:r>
+      <w:r>
+        <w:rPr>
+          <w:rFonts w:ascii="Cambria Math" w:hAnsi="Cambria Math" w:cs="Cambria Math"/>
+          <w:iCs/>
+          <w:lang w:val="en-US"/>
+        </w:rPr>
+        <w:t>⊃</w:t>
+      </w:r>
+      <w:r>
+        <w:rPr>
+          <w:rFonts w:ascii="Cambria Math" w:hAnsi="Cambria Math" w:cs="Cambria Math"/>
+          <w:iCs/>
+          <w:lang w:val="en-US"/>
+        </w:rPr>
+        <w:t>P(x,y)</w:t>
+      </w:r>
+    </w:p>
+    <w:p>
+      <w:pPr>
+        <w:jc w:val="both"/>
+        <w:rPr>
+          <w:rFonts w:ascii="Cambria Math" w:hAnsi="Cambria Math" w:cs="Cambria Math"/>
+          <w:iCs/>
+          <w:lang w:val="en-US"/>
+        </w:rPr>
+      </w:pPr>
+    </w:p>
+    <w:p>
+      <w:pPr>
+        <w:jc w:val="both"/>
+        <w:rPr>
+          <w:rFonts w:ascii="Cambria Math" w:hAnsi="Cambria Math" w:cs="Cambria Math"/>
+          <w:iCs/>
+        </w:rPr>
+      </w:pPr>
+      <w:r>
+        <w:rPr>
+          <w:rFonts w:ascii="Cambria Math" w:hAnsi="Cambria Math" w:cs="Cambria Math"/>
+          <w:iCs/>
+        </w:rPr>
+        <w:t>∃</w:t>
+      </w:r>
+      <w:r>
+        <w:rPr>
+          <w:rFonts w:ascii="Cambria Math" w:hAnsi="Cambria Math" w:cs="Cambria Math"/>
+          <w:iCs/>
+          <w:lang w:val="en-US"/>
+        </w:rPr>
+        <w:t>x</w:t>
+      </w:r>
+      <w:r>
+        <w:rPr>
+          <w:rFonts w:ascii="Cambria Math" w:hAnsi="Cambria Math" w:cs="Cambria Math"/>
+          <w:iCs/>
+        </w:rPr>
+        <w:t xml:space="preserve"> </w:t>
+      </w:r>
+      <w:r>
+        <w:rPr>
+          <w:rFonts w:ascii="Cambria Math" w:hAnsi="Cambria Math" w:cs="Cambria Math"/>
+          <w:iCs/>
+          <w:lang w:val="en-US"/>
+        </w:rPr>
+        <w:t>Q</w:t>
+      </w:r>
+      <w:r>
+        <w:rPr>
+          <w:rFonts w:ascii="Cambria Math" w:hAnsi="Cambria Math" w:cs="Cambria Math"/>
+          <w:iCs/>
+        </w:rPr>
+        <w:t>(</w:t>
+      </w:r>
+      <w:r>
+        <w:rPr>
+          <w:rFonts w:ascii="Cambria Math" w:hAnsi="Cambria Math" w:cs="Cambria Math"/>
+          <w:iCs/>
+          <w:lang w:val="en-US"/>
+        </w:rPr>
+        <w:t>x</w:t>
+      </w:r>
+      <w:r>
+        <w:rPr>
+          <w:rFonts w:ascii="Cambria Math" w:hAnsi="Cambria Math" w:cs="Cambria Math"/>
+          <w:iCs/>
+        </w:rPr>
+        <w:t>)⊃</w:t>
+      </w:r>
+      <w:r>
+        <w:rPr>
+          <w:rFonts w:ascii="Cambria Math" w:hAnsi="Cambria Math" w:cs="Cambria Math"/>
+          <w:iCs/>
+          <w:lang w:val="en-US"/>
+        </w:rPr>
+        <w:t>P</w:t>
+      </w:r>
+      <w:r>
+        <w:rPr>
+          <w:rFonts w:ascii="Cambria Math" w:hAnsi="Cambria Math" w:cs="Cambria Math"/>
+          <w:iCs/>
+        </w:rPr>
+        <w:t>(</w:t>
+      </w:r>
+      <w:r>
+        <w:rPr>
+          <w:rFonts w:ascii="Cambria Math" w:hAnsi="Cambria Math" w:cs="Cambria Math"/>
+          <w:iCs/>
+          <w:lang w:val="en-US"/>
+        </w:rPr>
+        <w:t>x</w:t>
+      </w:r>
+      <w:r>
+        <w:rPr>
+          <w:rFonts w:ascii="Cambria Math" w:hAnsi="Cambria Math" w:cs="Cambria Math"/>
+          <w:iCs/>
+        </w:rPr>
+        <w:t>,</w:t>
+      </w:r>
+      <w:r>
+        <w:rPr>
+          <w:rFonts w:ascii="Cambria Math" w:hAnsi="Cambria Math" w:cs="Cambria Math"/>
+          <w:iCs/>
+          <w:lang w:val="en-US"/>
+        </w:rPr>
+        <w:t>y</w:t>
+      </w:r>
+      <w:r>
+        <w:rPr>
+          <w:rFonts w:ascii="Cambria Math" w:hAnsi="Cambria Math" w:cs="Cambria Math"/>
+          <w:iCs/>
+        </w:rPr>
+        <w:t>)</w:t>
+      </w:r>
+    </w:p>
+    <w:p>
+      <w:pPr>
+        <w:jc w:val="both"/>
+        <w:rPr>
+          <w:iCs/>
+        </w:rPr>
+      </w:pPr>
+    </w:p>
+    <w:p>
+      <w:pPr>
+        <w:jc w:val="both"/>
+        <w:rPr>
+          <w:iCs/>
+        </w:rPr>
+      </w:pPr>
+      <w:r>
+        <w:rPr>
+          <w:iCs/>
+        </w:rPr>
+        <w:t>Область действия квантора – это та подформула формулы логики предикатов, в которой вхождение переменной определяется данным квантором</w:t>
+      </w:r>
+    </w:p>
+    <w:p>
+      <w:pPr>
+        <w:jc w:val="both"/>
+        <w:rPr>
+          <w:iCs/>
+        </w:rPr>
+      </w:pPr>
+    </w:p>
+    <w:p>
+      <w:pPr>
+        <w:jc w:val="both"/>
+        <w:rPr>
+          <w:iCs/>
+        </w:rPr>
+      </w:pPr>
+      <w:r>
+        <w:rPr>
+          <w:iCs/>
+          <w:lang w:val="en-US"/>
+        </w:rPr>
+        <w:t>S</w:t>
+      </w:r>
+      <w:r>
+        <w:rPr>
+          <w:iCs/>
+        </w:rPr>
+        <w:t>(</w:t>
+      </w:r>
+      <w:r>
+        <w:rPr>
+          <w:iCs/>
+          <w:lang w:val="en-US"/>
+        </w:rPr>
+        <w:t>R</w:t>
+      </w:r>
+      <w:r>
+        <w:rPr>
+          <w:iCs/>
+        </w:rPr>
+        <w:t>(</w:t>
+      </w:r>
+      <w:r>
+        <w:rPr>
+          <w:iCs/>
+          <w:lang w:val="en-US"/>
+        </w:rPr>
+        <w:t>Q</w:t>
+      </w:r>
+      <w:r>
+        <w:rPr>
+          <w:iCs/>
+        </w:rPr>
+        <w:t>(</w:t>
+      </w:r>
+      <w:r>
+        <w:rPr>
+          <w:iCs/>
+          <w:lang w:val="en-US"/>
+        </w:rPr>
+        <w:t>P</w:t>
+      </w:r>
+      <w:r>
+        <w:rPr>
+          <w:iCs/>
+        </w:rPr>
+        <w:t>(</w:t>
+      </w:r>
+      <w:r>
+        <w:rPr>
+          <w:iCs/>
+          <w:lang w:val="en-US"/>
+        </w:rPr>
+        <w:t>x</w:t>
+      </w:r>
+      <w:r>
+        <w:rPr>
+          <w:iCs/>
+        </w:rPr>
+        <w:t>)</w:t>
+      </w:r>
+      <w:r>
+        <w:rPr>
+          <w:iCs/>
+        </w:rPr>
+        <w:t>)</w:t>
+      </w:r>
+      <w:r>
+        <w:rPr>
+          <w:iCs/>
         </w:rPr>
         <w:t>))</w:t>
       </w:r>
-      <w:r>
-        <w:rPr>
-          <w:rFonts w:ascii="Cambria Math" w:hAnsi="Cambria Math" w:cs="Cambria Math"/>
-          <w:iCs/>
-          <w:lang w:val="en-US"/>
-        </w:rPr>
-        <w:t>⊃</w:t>
-      </w:r>
-      <w:proofErr w:type="gramEnd"/>
-      <w:r>
-        <w:rPr>
-          <w:rFonts w:ascii="Cambria Math" w:hAnsi="Cambria Math" w:cs="Cambria Math"/>
-          <w:iCs/>
-          <w:lang w:val="en-US"/>
-        </w:rPr>
-        <w:t>P(</w:t>
-      </w:r>
-      <w:proofErr w:type="spellStart"/>
-      <w:proofErr w:type="gramStart"/>
-      <w:r>
-        <w:rPr>
-          <w:rFonts w:ascii="Cambria Math" w:hAnsi="Cambria Math" w:cs="Cambria Math"/>
-          <w:iCs/>
-          <w:lang w:val="en-US"/>
-        </w:rPr>
-        <w:t>x,y</w:t>
-      </w:r>
-      <w:proofErr w:type="spellEnd"/>
-      <w:proofErr w:type="gramEnd"/>
-      <w:r>
-        <w:rPr>
-          <w:rFonts w:ascii="Cambria Math" w:hAnsi="Cambria Math" w:cs="Cambria Math"/>
-          <w:iCs/>
-          <w:lang w:val="en-US"/>
-        </w:rPr>
-        <w:t>)</w:t>
-      </w:r>
-    </w:p>
-    <w:p>
-      <w:pPr>
-        <w:jc w:val="both"/>
-        <w:rPr>
-          <w:rFonts w:ascii="Cambria Math" w:hAnsi="Cambria Math" w:cs="Cambria Math"/>
-          <w:iCs/>
-          <w:lang w:val="en-US"/>
-        </w:rPr>
-      </w:pPr>
-    </w:p>
-    <w:p>
-      <w:pPr>
-        <w:jc w:val="both"/>
-        <w:rPr>
-          <w:rFonts w:ascii="Cambria Math" w:hAnsi="Cambria Math" w:cs="Cambria Math"/>
-          <w:iCs/>
-        </w:rPr>
-      </w:pPr>
-      <w:r>
-        <w:rPr>
-          <w:rFonts w:ascii="Cambria Math" w:hAnsi="Cambria Math" w:cs="Cambria Math"/>
-          <w:iCs/>
-        </w:rPr>
-        <w:t>∃</w:t>
-      </w:r>
-      <w:r>
-        <w:rPr>
-          <w:rFonts w:ascii="Cambria Math" w:hAnsi="Cambria Math" w:cs="Cambria Math"/>
-          <w:iCs/>
-          <w:lang w:val="en-US"/>
-        </w:rPr>
-        <w:t>x</w:t>
-      </w:r>
-      <w:r>
-        <w:rPr>
-          <w:rFonts w:ascii="Cambria Math" w:hAnsi="Cambria Math" w:cs="Cambria Math"/>
+    </w:p>
+    <w:p>
+      <w:pPr>
+        <w:jc w:val="both"/>
+        <w:rPr>
+          <w:iCs/>
+        </w:rPr>
+      </w:pPr>
+      <w:r>
+        <w:rPr>
+          <w:iCs/>
+          <w:lang w:val="en-US"/>
+        </w:rPr>
+        <w:t>P</w:t>
+      </w:r>
+      <w:r>
+        <w:rPr>
+          <w:iCs/>
+        </w:rPr>
+        <w:t xml:space="preserve"> – </w:t>
+      </w:r>
+      <w:r>
+        <w:rPr>
+          <w:iCs/>
+        </w:rPr>
+        <w:t>быть магмой</w:t>
+      </w:r>
+    </w:p>
+    <w:p>
+      <w:pPr>
+        <w:jc w:val="both"/>
+        <w:rPr>
+          <w:iCs/>
+        </w:rPr>
+      </w:pPr>
+      <w:r>
+        <w:rPr>
+          <w:iCs/>
+          <w:lang w:val="en-US"/>
+        </w:rPr>
+        <w:t>Q</w:t>
+      </w:r>
+      <w:r>
+        <w:rPr>
+          <w:iCs/>
+        </w:rPr>
+        <w:t xml:space="preserve"> -</w:t>
+      </w:r>
+      <w:r>
+        <w:rPr>
+          <w:iCs/>
+        </w:rPr>
+        <w:t>остыть</w:t>
+      </w:r>
+      <w:r>
+        <w:rPr>
           <w:iCs/>
         </w:rPr>
         <w:t xml:space="preserve"> </w:t>
       </w:r>
-      <w:r>
-        <w:rPr>
-          <w:rFonts w:ascii="Cambria Math" w:hAnsi="Cambria Math" w:cs="Cambria Math"/>
-          <w:iCs/>
-          <w:lang w:val="en-US"/>
-        </w:rPr>
-        <w:t>Q</w:t>
-      </w:r>
-      <w:r>
-        <w:rPr>
-          <w:rFonts w:ascii="Cambria Math" w:hAnsi="Cambria Math" w:cs="Cambria Math"/>
-          <w:iCs/>
-        </w:rPr>
-        <w:t>(</w:t>
-      </w:r>
-      <w:r>
-        <w:rPr>
-          <w:rFonts w:ascii="Cambria Math" w:hAnsi="Cambria Math" w:cs="Cambria Math"/>
-          <w:iCs/>
-          <w:lang w:val="en-US"/>
-        </w:rPr>
-        <w:t>x</w:t>
-      </w:r>
-      <w:r>
-        <w:rPr>
-          <w:rFonts w:ascii="Cambria Math" w:hAnsi="Cambria Math" w:cs="Cambria Math"/>
-          <w:iCs/>
-        </w:rPr>
-        <w:t>)⊃</w:t>
-      </w:r>
-      <w:r>
-        <w:rPr>
-          <w:rFonts w:ascii="Cambria Math" w:hAnsi="Cambria Math" w:cs="Cambria Math"/>
-          <w:iCs/>
-          <w:lang w:val="en-US"/>
-        </w:rPr>
-        <w:t>P</w:t>
-      </w:r>
-      <w:r>
-        <w:rPr>
-          <w:rFonts w:ascii="Cambria Math" w:hAnsi="Cambria Math" w:cs="Cambria Math"/>
-          <w:iCs/>
-        </w:rPr>
-        <w:t>(</w:t>
-      </w:r>
-      <w:proofErr w:type="gramStart"/>
-      <w:r>
-        <w:rPr>
-          <w:rFonts w:ascii="Cambria Math" w:hAnsi="Cambria Math" w:cs="Cambria Math"/>
-          <w:iCs/>
-          <w:lang w:val="en-US"/>
-        </w:rPr>
-        <w:t>x</w:t>
-      </w:r>
-      <w:r>
-        <w:rPr>
-          <w:rFonts w:ascii="Cambria Math" w:hAnsi="Cambria Math" w:cs="Cambria Math"/>
-          <w:iCs/>
-        </w:rPr>
-        <w:t>,</w:t>
-      </w:r>
-      <w:r>
-        <w:rPr>
-          <w:rFonts w:ascii="Cambria Math" w:hAnsi="Cambria Math" w:cs="Cambria Math"/>
-          <w:iCs/>
-          <w:lang w:val="en-US"/>
-        </w:rPr>
-        <w:t>y</w:t>
-      </w:r>
-      <w:proofErr w:type="gramEnd"/>
-      <w:r>
-        <w:rPr>
-          <w:rFonts w:ascii="Cambria Math" w:hAnsi="Cambria Math" w:cs="Cambria Math"/>
-          <w:iCs/>
-        </w:rPr>
-        <w:t>)</w:t>
-      </w:r>
-    </w:p>
-    <w:p>
-      <w:pPr>
-        <w:jc w:val="both"/>
-        <w:rPr>
-          <w:iCs/>
-        </w:rPr>
-      </w:pPr>
-    </w:p>
-    <w:p>
-      <w:pPr>
-        <w:jc w:val="both"/>
-        <w:rPr>
-          <w:iCs/>
-        </w:rPr>
-      </w:pPr>
-      <w:r>
-        <w:rPr>
-          <w:iCs/>
-        </w:rPr>
-        <w:t xml:space="preserve">Область действия квантора – это та </w:t>
-      </w:r>
-      <w:proofErr w:type="spellStart"/>
-      <w:r>
-        <w:rPr>
-          <w:iCs/>
-        </w:rPr>
-        <w:t>подформула</w:t>
-      </w:r>
-      <w:proofErr w:type="spellEnd"/>
-      <w:r>
-        <w:rPr>
-          <w:iCs/>
-        </w:rPr>
-        <w:t xml:space="preserve"> формулы логики предикатов, в которой вхождение переменной определяется данным квантором</w:t>
-      </w:r>
-    </w:p>
-    <w:p>
-      <w:pPr>
-        <w:jc w:val="both"/>
-        <w:rPr>
-          <w:iCs/>
-        </w:rPr>
-      </w:pPr>
+    </w:p>
+    <w:p>
+      <w:pPr>
+        <w:jc w:val="both"/>
+        <w:rPr>
+          <w:iCs/>
+        </w:rPr>
+      </w:pPr>
+      <w:r>
+        <w:rPr>
+          <w:iCs/>
+          <w:lang w:val="en-US"/>
+        </w:rPr>
+        <w:t>R</w:t>
+      </w:r>
+      <w:r>
+        <w:rPr>
+          <w:iCs/>
+        </w:rPr>
+        <w:t xml:space="preserve"> – </w:t>
+      </w:r>
+      <w:r>
+        <w:rPr>
+          <w:iCs/>
+        </w:rPr>
+        <w:t>быть поднятым на поверхность</w:t>
+      </w:r>
     </w:p>
     <w:p>
       <w:pPr>
@@ -2222,180 +2157,8 @@
         <w:rPr>
           <w:iCs/>
         </w:rPr>
-        <w:t>(</w:t>
-      </w:r>
-      <w:r>
-        <w:rPr>
-          <w:iCs/>
-          <w:lang w:val="en-US"/>
-        </w:rPr>
-        <w:t>R</w:t>
-      </w:r>
-      <w:r>
-        <w:rPr>
-          <w:iCs/>
-        </w:rPr>
-        <w:t>(</w:t>
-      </w:r>
-      <w:r>
-        <w:rPr>
-          <w:iCs/>
-          <w:lang w:val="en-US"/>
-        </w:rPr>
-        <w:t>Q</w:t>
-      </w:r>
-      <w:r>
-        <w:rPr>
-          <w:iCs/>
-        </w:rPr>
-        <w:t>(</w:t>
-      </w:r>
-      <w:r>
-        <w:rPr>
-          <w:iCs/>
-          <w:lang w:val="en-US"/>
-        </w:rPr>
-        <w:t>P</w:t>
-      </w:r>
-      <w:r>
-        <w:rPr>
-          <w:iCs/>
-        </w:rPr>
-        <w:t>(</w:t>
-      </w:r>
-      <w:r>
-        <w:rPr>
-          <w:iCs/>
-          <w:lang w:val="en-US"/>
-        </w:rPr>
-        <w:t>x</w:t>
-      </w:r>
-      <w:r>
-        <w:rPr>
-          <w:iCs/>
-        </w:rPr>
-        <w:t>)</w:t>
-      </w:r>
-      <w:r>
-        <w:rPr>
-          <w:iCs/>
-        </w:rPr>
-        <w:t>)</w:t>
-      </w:r>
-      <w:r>
-        <w:rPr>
-          <w:iCs/>
-        </w:rPr>
-        <w:t>))</w:t>
-      </w:r>
-    </w:p>
-    <w:p>
-      <w:pPr>
-        <w:jc w:val="both"/>
-        <w:rPr>
-          <w:iCs/>
-        </w:rPr>
-      </w:pPr>
-      <w:r>
-        <w:rPr>
-          <w:iCs/>
-          <w:lang w:val="en-US"/>
-        </w:rPr>
-        <w:t>P</w:t>
-      </w:r>
-      <w:r>
-        <w:rPr>
-          <w:iCs/>
-        </w:rPr>
-        <w:t xml:space="preserve"> – </w:t>
-      </w:r>
-      <w:r>
-        <w:rPr>
-          <w:iCs/>
-        </w:rPr>
-        <w:t>быть магмой</w:t>
-      </w:r>
-    </w:p>
-    <w:p>
-      <w:pPr>
-        <w:jc w:val="both"/>
-        <w:rPr>
-          <w:iCs/>
-        </w:rPr>
-      </w:pPr>
-      <w:r>
-        <w:rPr>
-          <w:iCs/>
-          <w:lang w:val="en-US"/>
-        </w:rPr>
-        <w:t>Q</w:t>
-      </w:r>
-      <w:r>
-        <w:rPr>
-          <w:iCs/>
-        </w:rPr>
-        <w:t xml:space="preserve"> -</w:t>
-      </w:r>
-      <w:r>
-        <w:rPr>
-          <w:iCs/>
-        </w:rPr>
-        <w:t>остыть</w:t>
-      </w:r>
-      <w:r>
-        <w:rPr>
-          <w:iCs/>
-        </w:rPr>
         <w:t xml:space="preserve"> </w:t>
       </w:r>
-    </w:p>
-    <w:p>
-      <w:pPr>
-        <w:jc w:val="both"/>
-        <w:rPr>
-          <w:iCs/>
-        </w:rPr>
-      </w:pPr>
-      <w:r>
-        <w:rPr>
-          <w:iCs/>
-          <w:lang w:val="en-US"/>
-        </w:rPr>
-        <w:t>R</w:t>
-      </w:r>
-      <w:r>
-        <w:rPr>
-          <w:iCs/>
-        </w:rPr>
-        <w:t xml:space="preserve"> – </w:t>
-      </w:r>
-      <w:r>
-        <w:rPr>
-          <w:iCs/>
-        </w:rPr>
-        <w:t>быть поднятым на поверхность</w:t>
-      </w:r>
-    </w:p>
-    <w:p>
-      <w:pPr>
-        <w:jc w:val="both"/>
-        <w:rPr>
-          <w:iCs/>
-        </w:rPr>
-      </w:pPr>
-      <w:r>
-        <w:rPr>
-          <w:iCs/>
-          <w:lang w:val="en-US"/>
-        </w:rPr>
-        <w:t>S</w:t>
-      </w:r>
-      <w:r>
-        <w:rPr>
-          <w:iCs/>
-        </w:rPr>
-        <w:t xml:space="preserve"> </w:t>
-      </w:r>
       <w:r>
         <w:rPr>
           <w:iCs/>
@@ -2422,688 +2185,30 @@
         <w:jc w:val="both"/>
         <w:rPr>
           <w:iCs/>
-        </w:rPr>
-      </w:pPr>
-      <w:proofErr w:type="gramStart"/>
-      <w:r>
-        <w:rPr>
-          <w:iCs/>
-        </w:rPr>
-        <w:t>Родить(</w:t>
-      </w:r>
-      <w:proofErr w:type="gramEnd"/>
-      <w:r>
-        <w:rPr>
-          <w:iCs/>
-        </w:rPr>
-        <w:t xml:space="preserve">Выйти </w:t>
-      </w:r>
-      <w:proofErr w:type="gramStart"/>
-      <w:r>
-        <w:rPr>
-          <w:iCs/>
-        </w:rPr>
-        <w:t>замуж(</w:t>
-      </w:r>
-      <w:proofErr w:type="gramEnd"/>
-      <w:r>
-        <w:rPr>
-          <w:iCs/>
-        </w:rPr>
-        <w:t>Мери))</w:t>
+          <w:lang w:val="en-US"/>
+        </w:rPr>
+      </w:pPr>
+      <w:r>
+        <w:rPr>
+          <w:iCs/>
+        </w:rPr>
+        <w:t>Родить(Выйти замуж(Мери))</w:t>
       </w:r>
     </w:p>
     <w:p>
       <w:pPr>
         <w:jc w:val="center"/>
         <w:rPr>
+          <w:rFonts w:ascii="Cambria Math" w:hAnsi="Cambria Math" w:cs="Cambria Math"/>
           <w:b/>
           <w:bCs/>
-          <w:iCs/>
-        </w:rPr>
-      </w:pPr>
-      <w:r>
-        <w:rPr>
+        </w:rPr>
+      </w:pPr>
+      <w:r>
+        <w:rPr>
+          <w:rFonts w:ascii="Cambria Math" w:hAnsi="Cambria Math" w:cs="Cambria Math"/>
           <w:b/>
           <w:bCs/>
-          <w:iCs/>
-        </w:rPr>
-        <w:lastRenderedPageBreak/>
-        <w:t>Последняя практическая работа</w:t>
-      </w:r>
-      <w:r>
-        <w:rPr>
-          <w:b/>
-          <w:bCs/>
-          <w:iCs/>
-        </w:rPr>
-        <w:t xml:space="preserve"> (7)</w:t>
-      </w:r>
-      <w:r>
-        <w:rPr>
-          <w:b/>
-          <w:bCs/>
-          <w:iCs/>
-        </w:rPr>
-        <w:t>:</w:t>
-      </w:r>
-      <w:r>
-        <w:rPr>
-          <w:b/>
-          <w:bCs/>
-          <w:iCs/>
-        </w:rPr>
-        <w:t xml:space="preserve"> (потребуется третья</w:t>
-      </w:r>
-      <w:r>
-        <w:rPr>
-          <w:b/>
-          <w:bCs/>
-          <w:iCs/>
-        </w:rPr>
-        <w:t xml:space="preserve"> работа</w:t>
-      </w:r>
-      <w:r>
-        <w:rPr>
-          <w:b/>
-          <w:bCs/>
-          <w:iCs/>
-        </w:rPr>
-        <w:t xml:space="preserve"> (</w:t>
-      </w:r>
-      <w:r>
-        <w:rPr>
-          <w:b/>
-          <w:bCs/>
-          <w:iCs/>
-        </w:rPr>
-        <w:t>по Кэрроллу</w:t>
-      </w:r>
-      <w:r>
-        <w:rPr>
-          <w:b/>
-          <w:bCs/>
-          <w:iCs/>
-        </w:rPr>
-        <w:t>))</w:t>
-      </w:r>
-    </w:p>
-    <w:p>
-      <w:pPr>
-        <w:jc w:val="both"/>
-        <w:rPr>
-          <w:iCs/>
-        </w:rPr>
-      </w:pPr>
-      <w:r>
-        <w:rPr>
-          <w:iCs/>
-        </w:rPr>
-        <w:t xml:space="preserve">Где писали «Вывода </w:t>
-      </w:r>
-      <w:proofErr w:type="gramStart"/>
-      <w:r>
-        <w:rPr>
-          <w:iCs/>
-        </w:rPr>
-        <w:t>нет»…</w:t>
-      </w:r>
-      <w:proofErr w:type="gramEnd"/>
-    </w:p>
-    <w:p>
-      <w:pPr>
-        <w:jc w:val="both"/>
-        <w:rPr>
-          <w:iCs/>
-        </w:rPr>
-      </w:pPr>
-      <w:r>
-        <w:rPr>
-          <w:iCs/>
-        </w:rPr>
-        <w:t>еще 2 правила</w:t>
-      </w:r>
-      <w:r>
-        <w:rPr>
-          <w:iCs/>
-        </w:rPr>
-        <w:t xml:space="preserve"> (все равно не понадобятся)</w:t>
-      </w:r>
-      <w:r>
-        <w:rPr>
-          <w:iCs/>
-        </w:rPr>
-        <w:t>: введение квантора общности и удаление квантора существования.</w:t>
-      </w:r>
-    </w:p>
-    <w:p>
-      <w:pPr>
-        <w:jc w:val="both"/>
-        <w:rPr>
-          <w:iCs/>
-        </w:rPr>
-      </w:pPr>
-      <w:r>
-        <w:rPr>
-          <w:iCs/>
-        </w:rPr>
-        <w:t>ну например:</w:t>
-      </w:r>
-    </w:p>
-    <w:p>
-      <w:pPr>
-        <w:jc w:val="both"/>
-        <w:rPr>
-          <w:iCs/>
-        </w:rPr>
-      </w:pPr>
-      <w:r>
-        <w:rPr>
-          <w:iCs/>
-          <w:lang w:val="en-US"/>
-        </w:rPr>
-        <w:t>Q</w:t>
-      </w:r>
-      <w:r>
-        <w:rPr>
-          <w:iCs/>
-        </w:rPr>
-        <w:t xml:space="preserve"> – </w:t>
-      </w:r>
-      <w:r>
-        <w:rPr>
-          <w:iCs/>
-        </w:rPr>
-        <w:t>быть смертным</w:t>
-      </w:r>
-    </w:p>
-    <w:p>
-      <w:pPr>
-        <w:jc w:val="both"/>
-        <w:rPr>
-          <w:iCs/>
-        </w:rPr>
-      </w:pPr>
-      <w:r>
-        <w:rPr>
-          <w:iCs/>
-          <w:lang w:val="en-US"/>
-        </w:rPr>
-        <w:t>R</w:t>
-      </w:r>
-      <w:r>
-        <w:rPr>
-          <w:iCs/>
-        </w:rPr>
-        <w:t xml:space="preserve"> – </w:t>
-      </w:r>
-      <w:r>
-        <w:rPr>
-          <w:iCs/>
-        </w:rPr>
-        <w:t>быть человеком</w:t>
-      </w:r>
-    </w:p>
-    <w:p>
-      <w:pPr>
-        <w:jc w:val="both"/>
-        <w:rPr>
-          <w:rFonts w:ascii="Cambria Math" w:hAnsi="Cambria Math" w:cs="Cambria Math"/>
-          <w:lang w:val="en-US"/>
-        </w:rPr>
-      </w:pPr>
-      <w:r>
-        <w:rPr>
-          <w:rFonts w:ascii="Cambria Math" w:hAnsi="Cambria Math" w:cs="Cambria Math"/>
-          <w:lang w:val="en-US"/>
-        </w:rPr>
-        <w:t xml:space="preserve">a - </w:t>
-      </w:r>
-      <w:r>
-        <w:rPr>
-          <w:rFonts w:ascii="Cambria Math" w:hAnsi="Cambria Math" w:cs="Cambria Math"/>
-        </w:rPr>
-        <w:t>Сократ</w:t>
-      </w:r>
-    </w:p>
-    <w:p>
-      <w:pPr>
-        <w:jc w:val="both"/>
-        <w:rPr>
-          <w:rFonts w:ascii="Cambria Math" w:hAnsi="Cambria Math" w:cs="Cambria Math"/>
-          <w:lang w:val="en-US"/>
-        </w:rPr>
-      </w:pPr>
-      <w:r>
-        <w:rPr>
-          <w:rFonts w:ascii="Cambria Math" w:hAnsi="Cambria Math" w:cs="Cambria Math"/>
-          <w:lang w:val="en-US"/>
-        </w:rPr>
-        <w:t>∀</w:t>
-      </w:r>
-      <w:r>
-        <w:rPr>
-          <w:rFonts w:ascii="Cambria Math" w:hAnsi="Cambria Math" w:cs="Cambria Math"/>
-          <w:lang w:val="en-US"/>
-        </w:rPr>
-        <w:t>x (R(x)</w:t>
-      </w:r>
-      <w:r>
-        <w:rPr>
-          <w:rFonts w:ascii="Cambria Math" w:hAnsi="Cambria Math" w:cs="Cambria Math"/>
-          <w:iCs/>
-          <w:lang w:val="en-US"/>
-        </w:rPr>
-        <w:t>⊃</w:t>
-      </w:r>
-      <w:r>
-        <w:rPr>
-          <w:rFonts w:ascii="Cambria Math" w:hAnsi="Cambria Math" w:cs="Cambria Math"/>
-          <w:lang w:val="en-US"/>
-        </w:rPr>
-        <w:t>Q(x))</w:t>
-      </w:r>
-    </w:p>
-    <w:p>
-      <w:pPr>
-        <w:jc w:val="both"/>
-        <w:rPr>
-          <w:rFonts w:ascii="Cambria Math" w:hAnsi="Cambria Math" w:cs="Cambria Math"/>
-        </w:rPr>
-      </w:pPr>
-      <w:r>
-        <w:rPr>
-          <w:rFonts w:ascii="Cambria Math" w:hAnsi="Cambria Math" w:cs="Cambria Math"/>
-        </w:rPr>
-        <w:t>(</w:t>
-      </w:r>
-      <w:r>
-        <w:rPr>
-          <w:rFonts w:ascii="Cambria Math" w:hAnsi="Cambria Math" w:cs="Cambria Math"/>
-        </w:rPr>
-        <w:t>не обязательно импликацию в практической работе</w:t>
-      </w:r>
-      <w:r>
-        <w:rPr>
-          <w:rFonts w:ascii="Cambria Math" w:hAnsi="Cambria Math" w:cs="Cambria Math"/>
-        </w:rPr>
-        <w:t>)</w:t>
-      </w:r>
-    </w:p>
-    <w:p>
-      <w:pPr>
-        <w:jc w:val="both"/>
-        <w:rPr>
-          <w:rFonts w:ascii="Cambria Math" w:hAnsi="Cambria Math" w:cs="Cambria Math"/>
-        </w:rPr>
-      </w:pPr>
-      <w:r>
-        <w:rPr>
-          <w:rFonts w:ascii="Cambria Math" w:hAnsi="Cambria Math" w:cs="Cambria Math"/>
-          <w:lang w:val="en-US"/>
-        </w:rPr>
-        <w:t>R</w:t>
-      </w:r>
-      <w:r>
-        <w:rPr>
-          <w:rFonts w:ascii="Cambria Math" w:hAnsi="Cambria Math" w:cs="Cambria Math"/>
-        </w:rPr>
-        <w:t>(</w:t>
-      </w:r>
-      <w:r>
-        <w:rPr>
-          <w:rFonts w:ascii="Cambria Math" w:hAnsi="Cambria Math" w:cs="Cambria Math"/>
-          <w:lang w:val="en-US"/>
-        </w:rPr>
-        <w:t>a</w:t>
-      </w:r>
-      <w:r>
-        <w:rPr>
-          <w:rFonts w:ascii="Cambria Math" w:hAnsi="Cambria Math" w:cs="Cambria Math"/>
-        </w:rPr>
-        <w:t>)</w:t>
-      </w:r>
-    </w:p>
-    <w:p>
-      <w:pPr>
-        <w:jc w:val="both"/>
-        <w:rPr>
-          <w:rFonts w:ascii="Cambria Math" w:hAnsi="Cambria Math" w:cs="Cambria Math"/>
-        </w:rPr>
-      </w:pPr>
-      <w:r>
-        <w:rPr>
-          <w:rFonts w:ascii="Cambria Math" w:hAnsi="Cambria Math" w:cs="Cambria Math"/>
-        </w:rPr>
-        <w:t>--------</w:t>
-      </w:r>
-    </w:p>
-    <w:p>
-      <w:pPr>
-        <w:jc w:val="both"/>
-        <w:rPr>
-          <w:rFonts w:ascii="Cambria Math" w:hAnsi="Cambria Math" w:cs="Cambria Math"/>
-        </w:rPr>
-      </w:pPr>
-      <w:r>
-        <w:rPr>
-          <w:rFonts w:ascii="Cambria Math" w:hAnsi="Cambria Math" w:cs="Cambria Math"/>
-          <w:lang w:val="en-US"/>
-        </w:rPr>
-        <w:t>Q</w:t>
-      </w:r>
-      <w:r>
-        <w:rPr>
-          <w:rFonts w:ascii="Cambria Math" w:hAnsi="Cambria Math" w:cs="Cambria Math"/>
-        </w:rPr>
-        <w:t>(</w:t>
-      </w:r>
-      <w:r>
-        <w:rPr>
-          <w:rFonts w:ascii="Cambria Math" w:hAnsi="Cambria Math" w:cs="Cambria Math"/>
-          <w:lang w:val="en-US"/>
-        </w:rPr>
-        <w:t>a</w:t>
-      </w:r>
-      <w:r>
-        <w:rPr>
-          <w:rFonts w:ascii="Cambria Math" w:hAnsi="Cambria Math" w:cs="Cambria Math"/>
-        </w:rPr>
-        <w:t>)</w:t>
-      </w:r>
-    </w:p>
-    <w:p>
-      <w:pPr>
-        <w:jc w:val="both"/>
-        <w:rPr>
-          <w:rFonts w:ascii="Cambria Math" w:hAnsi="Cambria Math" w:cs="Cambria Math"/>
-        </w:rPr>
-      </w:pPr>
-    </w:p>
-    <w:p>
-      <w:pPr>
-        <w:jc w:val="both"/>
-        <w:rPr>
-          <w:rFonts w:ascii="Cambria Math" w:hAnsi="Cambria Math" w:cs="Cambria Math"/>
-        </w:rPr>
-      </w:pPr>
-      <w:r>
-        <w:rPr>
-          <w:rFonts w:ascii="Cambria Math" w:hAnsi="Cambria Math" w:cs="Cambria Math"/>
-        </w:rPr>
-        <w:t xml:space="preserve">чем отличается </w:t>
-      </w:r>
-      <w:r>
-        <w:rPr>
-          <w:rFonts w:ascii="Cambria Math" w:hAnsi="Cambria Math" w:cs="Cambria Math"/>
-        </w:rPr>
-        <w:t>(</w:t>
-      </w:r>
-      <w:r>
-        <w:rPr>
-          <w:rFonts w:ascii="Cambria Math" w:hAnsi="Cambria Math" w:cs="Cambria Math"/>
-          <w:lang w:val="en-US"/>
-        </w:rPr>
-        <w:t>R</w:t>
-      </w:r>
-      <w:r>
-        <w:rPr>
-          <w:rFonts w:ascii="Cambria Math" w:hAnsi="Cambria Math" w:cs="Cambria Math"/>
-        </w:rPr>
-        <w:t>(</w:t>
-      </w:r>
-      <w:r>
-        <w:rPr>
-          <w:rFonts w:ascii="Cambria Math" w:hAnsi="Cambria Math" w:cs="Cambria Math"/>
-          <w:lang w:val="en-US"/>
-        </w:rPr>
-        <w:t>x</w:t>
-      </w:r>
-      <w:r>
-        <w:rPr>
-          <w:rFonts w:ascii="Cambria Math" w:hAnsi="Cambria Math" w:cs="Cambria Math"/>
-        </w:rPr>
-        <w:t>)</w:t>
-      </w:r>
-      <w:r>
-        <w:rPr>
-          <w:rFonts w:ascii="Cambria Math" w:hAnsi="Cambria Math" w:cs="Cambria Math"/>
-          <w:iCs/>
-        </w:rPr>
-        <w:t>⊃</w:t>
-      </w:r>
-      <w:r>
-        <w:rPr>
-          <w:rFonts w:ascii="Cambria Math" w:hAnsi="Cambria Math" w:cs="Cambria Math"/>
-          <w:lang w:val="en-US"/>
-        </w:rPr>
-        <w:t>Q</w:t>
-      </w:r>
-      <w:r>
-        <w:rPr>
-          <w:rFonts w:ascii="Cambria Math" w:hAnsi="Cambria Math" w:cs="Cambria Math"/>
-        </w:rPr>
-        <w:t>(</w:t>
-      </w:r>
-      <w:r>
-        <w:rPr>
-          <w:rFonts w:ascii="Cambria Math" w:hAnsi="Cambria Math" w:cs="Cambria Math"/>
-          <w:lang w:val="en-US"/>
-        </w:rPr>
-        <w:t>x</w:t>
-      </w:r>
-      <w:r>
-        <w:rPr>
-          <w:rFonts w:ascii="Cambria Math" w:hAnsi="Cambria Math" w:cs="Cambria Math"/>
-        </w:rPr>
-        <w:t>))</w:t>
-      </w:r>
-      <w:r>
-        <w:rPr>
-          <w:rFonts w:ascii="Cambria Math" w:hAnsi="Cambria Math" w:cs="Cambria Math"/>
-        </w:rPr>
-        <w:t xml:space="preserve"> (от </w:t>
-      </w:r>
-      <w:r>
-        <w:rPr>
-          <w:rFonts w:ascii="Cambria Math" w:hAnsi="Cambria Math" w:cs="Cambria Math"/>
-        </w:rPr>
-        <w:t>∀x (R(x)⊃Q(x))</w:t>
-      </w:r>
-      <w:r>
-        <w:rPr>
-          <w:rFonts w:ascii="Cambria Math" w:hAnsi="Cambria Math" w:cs="Cambria Math"/>
-        </w:rPr>
-        <w:t>)</w:t>
-      </w:r>
-      <w:r>
-        <w:rPr>
-          <w:rFonts w:ascii="Cambria Math" w:hAnsi="Cambria Math" w:cs="Cambria Math"/>
-        </w:rPr>
-        <w:t>?</w:t>
-      </w:r>
-    </w:p>
-    <w:p>
-      <w:pPr>
-        <w:jc w:val="both"/>
-        <w:rPr>
-          <w:rFonts w:ascii="Cambria Math" w:hAnsi="Cambria Math" w:cs="Cambria Math"/>
-        </w:rPr>
-      </w:pPr>
-      <w:r>
-        <w:rPr>
-          <w:rFonts w:ascii="Cambria Math" w:hAnsi="Cambria Math" w:cs="Cambria Math"/>
-        </w:rPr>
-        <w:t>что такое замкнутая формула?</w:t>
-      </w:r>
-    </w:p>
-    <w:p>
-      <w:pPr>
-        <w:jc w:val="both"/>
-        <w:rPr>
-          <w:rFonts w:ascii="Cambria Math" w:hAnsi="Cambria Math" w:cs="Cambria Math"/>
-        </w:rPr>
-      </w:pPr>
-      <w:r>
-        <w:rPr>
-          <w:rFonts w:ascii="Cambria Math" w:hAnsi="Cambria Math" w:cs="Cambria Math"/>
-        </w:rPr>
-        <w:t>(можно утвердить истина или нет)</w:t>
-      </w:r>
-    </w:p>
-    <w:p>
-      <w:pPr>
-        <w:jc w:val="both"/>
-        <w:rPr>
-          <w:rFonts w:ascii="Cambria Math" w:hAnsi="Cambria Math" w:cs="Cambria Math"/>
-        </w:rPr>
-      </w:pPr>
-    </w:p>
-    <w:p>
-      <w:pPr>
-        <w:jc w:val="both"/>
-        <w:rPr>
-          <w:rFonts w:ascii="Cambria Math" w:hAnsi="Cambria Math" w:cs="Cambria Math"/>
-        </w:rPr>
-      </w:pPr>
-      <w:r>
-        <w:rPr>
-          <w:rFonts w:ascii="Cambria Math" w:hAnsi="Cambria Math" w:cs="Cambria Math"/>
-        </w:rPr>
-        <w:t>на след. занятии: Логическое следование и…</w:t>
-      </w:r>
-    </w:p>
-    <w:p>
-      <w:pPr>
-        <w:jc w:val="center"/>
-        <w:rPr>
-          <w:rFonts w:ascii="Cambria Math" w:hAnsi="Cambria Math" w:cs="Cambria Math"/>
-          <w:b/>
-          <w:bCs/>
-        </w:rPr>
-      </w:pPr>
-      <w:r>
-        <w:rPr>
-          <w:rFonts w:ascii="Cambria Math" w:hAnsi="Cambria Math" w:cs="Cambria Math"/>
-          <w:b/>
-          <w:bCs/>
-        </w:rPr>
-        <w:t>Логическое и теоретико-множественная семантика</w:t>
-      </w:r>
-    </w:p>
-    <w:p>
-      <w:pPr>
-        <w:jc w:val="both"/>
-        <w:rPr>
-          <w:rFonts w:ascii="Cambria Math" w:hAnsi="Cambria Math" w:cs="Cambria Math"/>
-        </w:rPr>
-      </w:pPr>
-      <w:r>
-        <w:rPr>
-          <w:rFonts w:ascii="Cambria Math" w:hAnsi="Cambria Math" w:cs="Cambria Math"/>
-        </w:rPr>
-        <w:t>(истинность или ложность формулы логики предикатов и как сочетается с представлениями теории множеств…)</w:t>
-      </w:r>
-    </w:p>
-    <w:p>
-      <w:pPr>
-        <w:jc w:val="both"/>
-        <w:rPr>
-          <w:rFonts w:ascii="Cambria Math" w:hAnsi="Cambria Math" w:cs="Cambria Math"/>
-        </w:rPr>
-      </w:pPr>
-    </w:p>
-    <w:p>
-      <w:pPr>
-        <w:jc w:val="both"/>
-        <w:rPr>
-          <w:rFonts w:ascii="Cambria Math" w:hAnsi="Cambria Math" w:cs="Cambria Math"/>
-        </w:rPr>
-      </w:pPr>
-      <w:r>
-        <w:rPr>
-          <w:rFonts w:ascii="Cambria Math" w:hAnsi="Cambria Math" w:cs="Cambria Math"/>
-        </w:rPr>
-        <w:t>ТЗ:</w:t>
-      </w:r>
-    </w:p>
-    <w:p>
-      <w:pPr>
-        <w:jc w:val="both"/>
-        <w:rPr>
-          <w:rFonts w:ascii="Cambria Math" w:hAnsi="Cambria Math" w:cs="Cambria Math"/>
-        </w:rPr>
-      </w:pPr>
-      <w:r>
-        <w:rPr>
-          <w:rFonts w:ascii="Cambria Math" w:hAnsi="Cambria Math" w:cs="Cambria Math"/>
-        </w:rPr>
-        <w:t>Взять третью работу</w:t>
-      </w:r>
-      <w:r>
-        <w:rPr>
-          <w:rFonts w:ascii="Cambria Math" w:hAnsi="Cambria Math" w:cs="Cambria Math"/>
-        </w:rPr>
-        <w:t xml:space="preserve"> (</w:t>
-      </w:r>
-      <w:r>
-        <w:rPr>
-          <w:rFonts w:ascii="Cambria Math" w:hAnsi="Cambria Math" w:cs="Cambria Math"/>
-        </w:rPr>
-        <w:t>переписать</w:t>
-      </w:r>
-      <w:r>
-        <w:rPr>
-          <w:rFonts w:ascii="Cambria Math" w:hAnsi="Cambria Math" w:cs="Cambria Math"/>
-        </w:rPr>
-        <w:t xml:space="preserve"> внутр</w:t>
-      </w:r>
-      <w:r>
-        <w:rPr>
-          <w:rFonts w:ascii="Cambria Math" w:hAnsi="Cambria Math" w:cs="Cambria Math"/>
-        </w:rPr>
-        <w:t>ь</w:t>
-      </w:r>
-      <w:r>
-        <w:rPr>
-          <w:rFonts w:ascii="Cambria Math" w:hAnsi="Cambria Math" w:cs="Cambria Math"/>
-        </w:rPr>
-        <w:t xml:space="preserve"> седьмой работы)</w:t>
-      </w:r>
-      <w:r>
-        <w:rPr>
-          <w:rFonts w:ascii="Cambria Math" w:hAnsi="Cambria Math" w:cs="Cambria Math"/>
-        </w:rPr>
-        <w:t xml:space="preserve">, </w:t>
-      </w:r>
-    </w:p>
-    <w:p>
-      <w:pPr>
-        <w:rPr>
-          <w:rFonts w:ascii="Cambria Math" w:hAnsi="Cambria Math" w:cs="Cambria Math"/>
-        </w:rPr>
-      </w:pPr>
-      <w:r>
-        <w:rPr>
-          <w:rFonts w:ascii="Cambria Math" w:hAnsi="Cambria Math" w:cs="Cambria Math"/>
-        </w:rPr>
-        <w:br w:type="page"/>
-      </w:r>
-    </w:p>
-    <w:p>
-      <w:pPr>
-        <w:jc w:val="center"/>
-        <w:rPr>
-          <w:rFonts w:ascii="Cambria Math" w:hAnsi="Cambria Math" w:cs="Cambria Math"/>
-          <w:b/>
-          <w:bCs/>
-        </w:rPr>
-      </w:pPr>
-      <w:r>
-        <w:rPr>
-          <w:rFonts w:ascii="Cambria Math" w:hAnsi="Cambria Math" w:cs="Cambria Math"/>
-          <w:b/>
-          <w:bCs/>
         </w:rPr>
         <w:lastRenderedPageBreak/>
         <w:t>Истинность логических формул</w:t>
@@ -3115,7 +2220,6 @@
         <w:rPr>
           <w:rFonts w:ascii="Cambria Math" w:hAnsi="Cambria Math" w:cs="Cambria Math"/>
           <w:iCs/>
-          <w:lang w:val="en-US"/>
         </w:rPr>
       </w:pPr>
       <w:r>
@@ -3142,29 +2246,45 @@
         <w:rPr>
           <w:rFonts w:ascii="Cambria Math" w:hAnsi="Cambria Math" w:cs="Cambria Math"/>
         </w:rPr>
+        <w:t>)∨</w:t>
+      </w:r>
+      <w:r>
+        <w:rPr>
+          <w:rFonts w:ascii="Cambria Math" w:hAnsi="Cambria Math" w:cs="Cambria Math"/>
+          <w:iCs/>
+        </w:rPr>
+        <w:t>¬</w:t>
+      </w:r>
+      <w:r>
+        <w:rPr>
+          <w:rFonts w:ascii="Cambria Math" w:hAnsi="Cambria Math" w:cs="Cambria Math"/>
+          <w:iCs/>
+          <w:lang w:val="en-US"/>
+        </w:rPr>
+        <w:t>P</w:t>
+      </w:r>
+      <w:r>
+        <w:rPr>
+          <w:rFonts w:ascii="Cambria Math" w:hAnsi="Cambria Math" w:cs="Cambria Math"/>
+          <w:iCs/>
+        </w:rPr>
+        <w:t>(</w:t>
+      </w:r>
+      <w:r>
+        <w:rPr>
+          <w:rFonts w:ascii="Cambria Math" w:hAnsi="Cambria Math" w:cs="Cambria Math"/>
+          <w:iCs/>
+          <w:lang w:val="en-US"/>
+        </w:rPr>
+        <w:t>x</w:t>
+      </w:r>
+      <w:r>
+        <w:rPr>
+          <w:rFonts w:ascii="Cambria Math" w:hAnsi="Cambria Math" w:cs="Cambria Math"/>
+          <w:iCs/>
+        </w:rPr>
         <w:t>)</w:t>
       </w:r>
-      <w:r>
-        <w:rPr>
-          <w:rFonts w:ascii="Cambria Math" w:hAnsi="Cambria Math" w:cs="Cambria Math"/>
-        </w:rPr>
-        <w:t>∨</w:t>
-      </w:r>
-      <w:r>
-        <w:rPr>
-          <w:rFonts w:ascii="Cambria Math" w:hAnsi="Cambria Math" w:cs="Cambria Math"/>
-          <w:iCs/>
-        </w:rPr>
-        <w:t>¬</w:t>
-      </w:r>
-      <w:r>
-        <w:rPr>
-          <w:rFonts w:ascii="Cambria Math" w:hAnsi="Cambria Math" w:cs="Cambria Math"/>
-          <w:iCs/>
-          <w:lang w:val="en-US"/>
-        </w:rPr>
-        <w:t>P(x)</w:t>
-      </w:r>
     </w:p>
     <w:p>
       <w:pPr>
@@ -3199,33 +2319,26 @@
         </w:rPr>
         <w:t>∃</w:t>
       </w:r>
-      <w:proofErr w:type="spellStart"/>
-      <w:r>
-        <w:rPr>
-          <w:rFonts w:ascii="Cambria Math" w:hAnsi="Cambria Math" w:cs="Cambria Math"/>
-          <w:lang w:val="en-US"/>
-        </w:rPr>
-        <w:t>xP</w:t>
-      </w:r>
-      <w:proofErr w:type="spellEnd"/>
-      <w:r>
-        <w:rPr>
-          <w:rFonts w:ascii="Cambria Math" w:hAnsi="Cambria Math" w:cs="Cambria Math"/>
-          <w:lang w:val="en-US"/>
-        </w:rPr>
-        <w:t>(x)</w:t>
-      </w:r>
-    </w:p>
-    <w:p>
-      <w:pPr>
-        <w:jc w:val="both"/>
-        <w:rPr>
-          <w:rFonts w:ascii="Cambria Math" w:hAnsi="Cambria Math" w:cs="Cambria Math"/>
-        </w:rPr>
-      </w:pPr>
-      <w:r>
-        <w:rPr>
-          <w:rFonts w:ascii="Cambria Math" w:hAnsi="Cambria Math" w:cs="Cambria Math"/>
+      <w:r>
+        <w:rPr>
+          <w:rFonts w:ascii="Cambria Math" w:hAnsi="Cambria Math" w:cs="Cambria Math"/>
+          <w:lang w:val="en-US"/>
+        </w:rPr>
+        <w:t>xP(x)</w:t>
+      </w:r>
+    </w:p>
+    <w:p>
+      <w:pPr>
+        <w:jc w:val="both"/>
+        <w:rPr>
+          <w:rFonts w:ascii="Cambria Math" w:hAnsi="Cambria Math" w:cs="Cambria Math"/>
+          <w:lang w:val="en-US"/>
+        </w:rPr>
+      </w:pPr>
+      <w:r>
+        <w:rPr>
+          <w:rFonts w:ascii="Cambria Math" w:hAnsi="Cambria Math" w:cs="Cambria Math"/>
+          <w:lang w:val="en-US"/>
         </w:rPr>
         <w:t>…</w:t>
       </w:r>
@@ -3243,21 +2356,7 @@
           <w:rFonts w:ascii="Cambria Math" w:hAnsi="Cambria Math" w:cs="Cambria Math"/>
           <w:lang w:val="en-US"/>
         </w:rPr>
-        <w:t>∀x</w:t>
-      </w:r>
-      <w:r>
-        <w:rPr>
-          <w:rFonts w:ascii="Cambria Math" w:hAnsi="Cambria Math" w:cs="Cambria Math"/>
-          <w:lang w:val="en-US"/>
-        </w:rPr>
-        <w:t>1</w:t>
-      </w:r>
-      <w:r>
-        <w:rPr>
-          <w:rFonts w:ascii="Cambria Math" w:hAnsi="Cambria Math" w:cs="Cambria Math"/>
-          <w:lang w:val="en-US"/>
-        </w:rPr>
-        <w:t>∀</w:t>
+        <w:t>∀x1∀</w:t>
       </w:r>
       <w:r>
         <w:rPr>
@@ -3338,89 +2437,48 @@
           <w:rFonts w:ascii="Cambria Math" w:hAnsi="Cambria Math" w:cs="Cambria Math"/>
           <w:lang w:val="en-US"/>
         </w:rPr>
-        <w:t>X1={a</w:t>
-      </w:r>
-      <w:proofErr w:type="gramStart"/>
-      <w:r>
-        <w:rPr>
-          <w:rFonts w:ascii="Cambria Math" w:hAnsi="Cambria Math" w:cs="Cambria Math"/>
-          <w:lang w:val="en-US"/>
-        </w:rPr>
-        <w:t>11,a12,a</w:t>
-      </w:r>
-      <w:proofErr w:type="gramEnd"/>
-      <w:r>
-        <w:rPr>
-          <w:rFonts w:ascii="Cambria Math" w:hAnsi="Cambria Math" w:cs="Cambria Math"/>
-          <w:lang w:val="en-US"/>
-        </w:rPr>
-        <w:t>13}</w:t>
-      </w:r>
-    </w:p>
-    <w:p>
-      <w:pPr>
-        <w:jc w:val="both"/>
-        <w:rPr>
-          <w:rFonts w:ascii="Cambria Math" w:hAnsi="Cambria Math" w:cs="Cambria Math"/>
-          <w:lang w:val="en-US"/>
-        </w:rPr>
-      </w:pPr>
-      <w:r>
-        <w:rPr>
-          <w:rFonts w:ascii="Cambria Math" w:hAnsi="Cambria Math" w:cs="Cambria Math"/>
-          <w:lang w:val="en-US"/>
-        </w:rPr>
-        <w:t>X2={a</w:t>
-      </w:r>
-      <w:proofErr w:type="gramStart"/>
-      <w:r>
-        <w:rPr>
-          <w:rFonts w:ascii="Cambria Math" w:hAnsi="Cambria Math" w:cs="Cambria Math"/>
-          <w:lang w:val="en-US"/>
-        </w:rPr>
-        <w:t>21,a22,a</w:t>
-      </w:r>
-      <w:proofErr w:type="gramEnd"/>
-      <w:r>
-        <w:rPr>
-          <w:rFonts w:ascii="Cambria Math" w:hAnsi="Cambria Math" w:cs="Cambria Math"/>
-          <w:lang w:val="en-US"/>
-        </w:rPr>
-        <w:t>23}</w:t>
-      </w:r>
-    </w:p>
-    <w:p>
-      <w:pPr>
-        <w:jc w:val="both"/>
-        <w:rPr>
-          <w:rFonts w:ascii="Cambria Math" w:hAnsi="Cambria Math" w:cs="Cambria Math"/>
-          <w:lang w:val="en-US"/>
-        </w:rPr>
-      </w:pPr>
-    </w:p>
-    <w:p>
-      <w:pPr>
-        <w:jc w:val="both"/>
-        <w:rPr>
-          <w:rFonts w:ascii="Cambria Math" w:hAnsi="Cambria Math" w:cs="Cambria Math"/>
-          <w:lang w:val="en-US"/>
-        </w:rPr>
-      </w:pPr>
-      <w:proofErr w:type="gramStart"/>
-      <w:r>
-        <w:rPr>
-          <w:rFonts w:ascii="Cambria Math" w:hAnsi="Cambria Math" w:cs="Cambria Math"/>
-          <w:lang w:val="en-US"/>
-        </w:rPr>
-        <w:t>V(</w:t>
-      </w:r>
-      <w:proofErr w:type="gramEnd"/>
-      <w:r>
-        <w:rPr>
-          <w:rFonts w:ascii="Cambria Math" w:hAnsi="Cambria Math" w:cs="Cambria Math"/>
-          <w:lang w:val="en-US"/>
-        </w:rPr>
-        <w:t>a11, a21)</w:t>
+        <w:t>X1={a11,a12,a13}</w:t>
+      </w:r>
+    </w:p>
+    <w:p>
+      <w:pPr>
+        <w:jc w:val="both"/>
+        <w:rPr>
+          <w:rFonts w:ascii="Cambria Math" w:hAnsi="Cambria Math" w:cs="Cambria Math"/>
+          <w:lang w:val="en-US"/>
+        </w:rPr>
+      </w:pPr>
+      <w:r>
+        <w:rPr>
+          <w:rFonts w:ascii="Cambria Math" w:hAnsi="Cambria Math" w:cs="Cambria Math"/>
+          <w:lang w:val="en-US"/>
+        </w:rPr>
+        <w:t>X2={a21,a22,a23}</w:t>
+      </w:r>
+    </w:p>
+    <w:p>
+      <w:pPr>
+        <w:jc w:val="both"/>
+        <w:rPr>
+          <w:rFonts w:ascii="Cambria Math" w:hAnsi="Cambria Math" w:cs="Cambria Math"/>
+          <w:lang w:val="en-US"/>
+        </w:rPr>
+      </w:pPr>
+    </w:p>
+    <w:p>
+      <w:pPr>
+        <w:jc w:val="both"/>
+        <w:rPr>
+          <w:rFonts w:ascii="Cambria Math" w:hAnsi="Cambria Math" w:cs="Cambria Math"/>
+          <w:lang w:val="en-US"/>
+        </w:rPr>
+      </w:pPr>
+      <w:r>
+        <w:rPr>
+          <w:rFonts w:ascii="Cambria Math" w:hAnsi="Cambria Math" w:cs="Cambria Math"/>
+          <w:lang w:val="en-US"/>
+        </w:rPr>
+        <w:t>V(a11, a21)</w:t>
       </w:r>
     </w:p>
     <w:p>
@@ -3456,7 +2514,6 @@
           <w:lang w:val="en-US"/>
         </w:rPr>
       </w:pPr>
-      <w:proofErr w:type="spellStart"/>
       <w:r>
         <w:rPr>
           <w:rFonts w:ascii="Cambria Math" w:hAnsi="Cambria Math" w:cs="Cambria Math"/>
@@ -3478,7 +2535,6 @@
         </w:rPr>
         <w:t>n</w:t>
       </w:r>
-      <w:proofErr w:type="spellEnd"/>
       <w:r>
         <w:rPr>
           <w:rFonts w:ascii="Cambria Math" w:hAnsi="Cambria Math" w:cs="Cambria Math"/>
@@ -3493,7 +2549,6 @@
         </w:rPr>
         <w:t>x</w:t>
       </w:r>
-      <w:proofErr w:type="gramStart"/>
       <w:r>
         <w:rPr>
           <w:rFonts w:ascii="Cambria Math" w:hAnsi="Cambria Math" w:cs="Cambria Math"/>
@@ -3513,17 +2568,8 @@
           <w:rFonts w:ascii="Cambria Math" w:hAnsi="Cambria Math" w:cs="Cambria Math"/>
           <w:lang w:val="en-US"/>
         </w:rPr>
-        <w:t>2,…</w:t>
-      </w:r>
-      <w:proofErr w:type="gramEnd"/>
-      <w:r>
-        <w:rPr>
-          <w:rFonts w:ascii="Cambria Math" w:hAnsi="Cambria Math" w:cs="Cambria Math"/>
-          <w:lang w:val="en-US"/>
-        </w:rPr>
-        <w:t>,</w:t>
-      </w:r>
-      <w:proofErr w:type="spellStart"/>
+        <w:t>2,…,</w:t>
+      </w:r>
       <w:r>
         <w:rPr>
           <w:rFonts w:ascii="Cambria Math" w:hAnsi="Cambria Math" w:cs="Cambria Math"/>
@@ -3531,7 +2577,6 @@
         </w:rPr>
         <w:t>xn</w:t>
       </w:r>
-      <w:proofErr w:type="spellEnd"/>
       <w:r>
         <w:rPr>
           <w:rFonts w:ascii="Cambria Math" w:hAnsi="Cambria Math" w:cs="Cambria Math"/>
@@ -3553,71 +2598,23 @@
           <w:rFonts w:ascii="Cambria Math" w:hAnsi="Cambria Math" w:cs="Cambria Math"/>
           <w:lang w:val="en-US"/>
         </w:rPr>
-        <w:t>M_P=</w:t>
-      </w:r>
-      <w:r>
-        <w:rPr>
-          <w:rFonts w:ascii="Cambria Math" w:hAnsi="Cambria Math" w:cs="Cambria Math"/>
-          <w:lang w:val="en-US"/>
-        </w:rPr>
-        <w:t xml:space="preserve">X1 x X2 x … x </w:t>
-      </w:r>
-      <w:proofErr w:type="spellStart"/>
-      <w:r>
-        <w:rPr>
-          <w:rFonts w:ascii="Cambria Math" w:hAnsi="Cambria Math" w:cs="Cambria Math"/>
-          <w:lang w:val="en-US"/>
-        </w:rPr>
-        <w:t>Xn</w:t>
-      </w:r>
-      <w:proofErr w:type="spellEnd"/>
-    </w:p>
-    <w:p>
-      <w:pPr>
-        <w:jc w:val="both"/>
-        <w:rPr>
-          <w:rFonts w:ascii="Cambria Math" w:hAnsi="Cambria Math" w:cs="Cambria Math"/>
-          <w:lang w:val="en-US"/>
-        </w:rPr>
-      </w:pPr>
-      <w:r>
-        <w:rPr>
-          <w:rFonts w:ascii="Cambria Math" w:hAnsi="Cambria Math" w:cs="Cambria Math"/>
-          <w:lang w:val="en-US"/>
-        </w:rPr>
-        <w:t>{a</w:t>
-      </w:r>
-      <w:proofErr w:type="gramStart"/>
-      <w:r>
-        <w:rPr>
-          <w:rFonts w:ascii="Cambria Math" w:hAnsi="Cambria Math" w:cs="Cambria Math"/>
-          <w:lang w:val="en-US"/>
-        </w:rPr>
-        <w:t>11,a22,…</w:t>
-      </w:r>
-      <w:proofErr w:type="gramEnd"/>
-      <w:r>
-        <w:rPr>
-          <w:rFonts w:ascii="Cambria Math" w:hAnsi="Cambria Math" w:cs="Cambria Math"/>
-          <w:lang w:val="en-US"/>
-        </w:rPr>
-        <w:t>,</w:t>
-      </w:r>
-      <w:proofErr w:type="spellStart"/>
-      <w:r>
-        <w:rPr>
-          <w:rFonts w:ascii="Cambria Math" w:hAnsi="Cambria Math" w:cs="Cambria Math"/>
-          <w:lang w:val="en-US"/>
-        </w:rPr>
-        <w:t>aR</w:t>
-      </w:r>
-      <w:proofErr w:type="spellEnd"/>
-      <w:r>
-        <w:rPr>
-          <w:rFonts w:ascii="Cambria Math" w:hAnsi="Cambria Math" w:cs="Cambria Math"/>
-          <w:lang w:val="en-US"/>
-        </w:rPr>
-        <w:t>}</w:t>
+        <w:t>M_P=X1 x X2 x … x Xn</w:t>
+      </w:r>
+    </w:p>
+    <w:p>
+      <w:pPr>
+        <w:jc w:val="both"/>
+        <w:rPr>
+          <w:rFonts w:ascii="Cambria Math" w:hAnsi="Cambria Math" w:cs="Cambria Math"/>
+          <w:lang w:val="en-US"/>
+        </w:rPr>
+      </w:pPr>
+      <w:r>
+        <w:rPr>
+          <w:rFonts w:ascii="Cambria Math" w:hAnsi="Cambria Math" w:cs="Cambria Math"/>
+          <w:lang w:val="en-US"/>
+        </w:rPr>
+        <w:t>{a11,a22,…,aR}</w:t>
       </w:r>
     </w:p>
     <w:p>
@@ -3658,17 +2655,8 @@
           <w:rFonts w:ascii="Cambria Math" w:hAnsi="Cambria Math" w:cs="Cambria Math"/>
           <w:lang w:val="en-US"/>
         </w:rPr>
-        <w:t xml:space="preserve">a21 a22 a23 … </w:t>
-      </w:r>
-      <w:proofErr w:type="spellStart"/>
-      <w:r>
-        <w:rPr>
-          <w:rFonts w:ascii="Cambria Math" w:hAnsi="Cambria Math" w:cs="Cambria Math"/>
-          <w:lang w:val="en-US"/>
-        </w:rPr>
-        <w:t>aK</w:t>
-      </w:r>
-      <w:proofErr w:type="spellEnd"/>
+        <w:t>a21 a22 a23 … aK</w:t>
+      </w:r>
     </w:p>
     <w:p>
       <w:pPr>
@@ -3699,17 +2687,8 @@
           <w:rFonts w:ascii="Cambria Math" w:hAnsi="Cambria Math" w:cs="Cambria Math"/>
           <w:lang w:val="en-US"/>
         </w:rPr>
-        <w:t xml:space="preserve">an1 an2 an3 … </w:t>
-      </w:r>
-      <w:proofErr w:type="spellStart"/>
-      <w:r>
-        <w:rPr>
-          <w:rFonts w:ascii="Cambria Math" w:hAnsi="Cambria Math" w:cs="Cambria Math"/>
-          <w:lang w:val="en-US"/>
-        </w:rPr>
-        <w:t>anm</w:t>
-      </w:r>
-      <w:proofErr w:type="spellEnd"/>
+        <w:t>an1 an2 an3 … anm</w:t>
+      </w:r>
     </w:p>
     <w:p>
       <w:pPr>
@@ -3885,14 +2864,12 @@
         </w:rPr>
         <w:t>P</w:t>
       </w:r>
-      <w:proofErr w:type="gramStart"/>
       <w:r>
         <w:rPr>
           <w:rFonts w:ascii="Cambria Math" w:eastAsiaTheme="minorEastAsia" w:hAnsi="Cambria Math" w:cs="Cambria Math"/>
         </w:rPr>
         <w:t>+(</w:t>
       </w:r>
-      <w:proofErr w:type="gramEnd"/>
       <w:r>
         <w:rPr>
           <w:rFonts w:ascii="Cambria Math" w:eastAsiaTheme="minorEastAsia" w:hAnsi="Cambria Math" w:cs="Cambria Math"/>
@@ -3922,93 +2899,98 @@
         <w:rPr>
           <w:rFonts w:ascii="Cambria Math" w:eastAsiaTheme="minorEastAsia" w:hAnsi="Cambria Math" w:cs="Cambria Math"/>
         </w:rPr>
-        <w:t>-=</w:t>
+        <w:t>-=(</w:t>
       </w:r>
       <w:r>
         <w:rPr>
           <w:rFonts w:ascii="Cambria Math" w:eastAsiaTheme="minorEastAsia" w:hAnsi="Cambria Math" w:cs="Cambria Math"/>
+          <w:iCs/>
+        </w:rPr>
+        <w:t>¬</w:t>
+      </w:r>
+      <w:r>
+        <w:rPr>
+          <w:rFonts w:ascii="Cambria Math" w:eastAsiaTheme="minorEastAsia" w:hAnsi="Cambria Math" w:cs="Cambria Math"/>
+          <w:lang w:val="en-US"/>
+        </w:rPr>
+        <w:t>P</w:t>
+      </w:r>
+      <w:r>
+        <w:rPr>
+          <w:rFonts w:ascii="Cambria Math" w:eastAsiaTheme="minorEastAsia" w:hAnsi="Cambria Math" w:cs="Cambria Math"/>
+        </w:rPr>
+        <w:t>)+</w:t>
+      </w:r>
+      <w:r>
+        <w:rPr>
+          <w:rFonts w:ascii="Cambria Math" w:eastAsiaTheme="minorEastAsia" w:hAnsi="Cambria Math" w:cs="Cambria Math"/>
+        </w:rPr>
+        <w:t xml:space="preserve"> (</w:t>
+      </w:r>
+      <w:r>
+        <w:rPr>
+          <w:rFonts w:ascii="Cambria Math" w:eastAsiaTheme="minorEastAsia" w:hAnsi="Cambria Math" w:cs="Cambria Math"/>
+        </w:rPr>
+        <w:t>соединили семантику</w:t>
+      </w:r>
+      <w:r>
+        <w:rPr>
+          <w:rFonts w:ascii="Cambria Math" w:eastAsiaTheme="minorEastAsia" w:hAnsi="Cambria Math" w:cs="Cambria Math"/>
+        </w:rPr>
+        <w:t>)</w:t>
+      </w:r>
+    </w:p>
+    <w:p>
+      <w:pPr>
+        <w:jc w:val="both"/>
+        <w:rPr>
+          <w:rFonts w:ascii="Cambria Math" w:eastAsiaTheme="minorEastAsia" w:hAnsi="Cambria Math" w:cs="Cambria Math"/>
+        </w:rPr>
+      </w:pPr>
+    </w:p>
+    <w:p>
+      <w:pPr>
+        <w:jc w:val="both"/>
+        <w:rPr>
+          <w:rFonts w:ascii="Cambria Math" w:hAnsi="Cambria Math" w:cs="Cambria Math"/>
+        </w:rPr>
+      </w:pPr>
+      <w:r>
+        <w:rPr>
+          <w:rFonts w:ascii="Cambria Math" w:hAnsi="Cambria Math" w:cs="Cambria Math"/>
+          <w:lang w:val="en-US"/>
+        </w:rPr>
+        <w:t>W</w:t>
+      </w:r>
+      <w:r>
+        <w:rPr>
+          <w:rFonts w:ascii="Cambria Math" w:hAnsi="Cambria Math" w:cs="Cambria Math"/>
         </w:rPr>
         <w:t>(</w:t>
       </w:r>
       <w:r>
         <w:rPr>
-          <w:rFonts w:ascii="Cambria Math" w:eastAsiaTheme="minorEastAsia" w:hAnsi="Cambria Math" w:cs="Cambria Math"/>
-          <w:iCs/>
-        </w:rPr>
-        <w:t>¬</w:t>
-      </w:r>
-      <w:proofErr w:type="gramStart"/>
-      <w:r>
-        <w:rPr>
-          <w:rFonts w:ascii="Cambria Math" w:eastAsiaTheme="minorEastAsia" w:hAnsi="Cambria Math" w:cs="Cambria Math"/>
-          <w:lang w:val="en-US"/>
-        </w:rPr>
-        <w:t>P</w:t>
-      </w:r>
-      <w:r>
-        <w:rPr>
-          <w:rFonts w:ascii="Cambria Math" w:eastAsiaTheme="minorEastAsia" w:hAnsi="Cambria Math" w:cs="Cambria Math"/>
-        </w:rPr>
-        <w:t>)+</w:t>
-      </w:r>
-      <w:proofErr w:type="gramEnd"/>
-      <w:r>
-        <w:rPr>
-          <w:rFonts w:ascii="Cambria Math" w:eastAsiaTheme="minorEastAsia" w:hAnsi="Cambria Math" w:cs="Cambria Math"/>
-        </w:rPr>
-        <w:t xml:space="preserve"> (</w:t>
-      </w:r>
-      <w:r>
-        <w:rPr>
-          <w:rFonts w:ascii="Cambria Math" w:eastAsiaTheme="minorEastAsia" w:hAnsi="Cambria Math" w:cs="Cambria Math"/>
-        </w:rPr>
-        <w:t>соединили семантику</w:t>
-      </w:r>
-      <w:r>
-        <w:rPr>
-          <w:rFonts w:ascii="Cambria Math" w:eastAsiaTheme="minorEastAsia" w:hAnsi="Cambria Math" w:cs="Cambria Math"/>
-        </w:rPr>
-        <w:t>)</w:t>
-      </w:r>
-    </w:p>
-    <w:p>
-      <w:pPr>
-        <w:jc w:val="both"/>
-        <w:rPr>
-          <w:rFonts w:ascii="Cambria Math" w:eastAsiaTheme="minorEastAsia" w:hAnsi="Cambria Math" w:cs="Cambria Math"/>
-        </w:rPr>
-      </w:pPr>
-    </w:p>
-    <w:p>
-      <w:pPr>
-        <w:jc w:val="both"/>
-        <w:rPr>
-          <w:rFonts w:ascii="Cambria Math" w:hAnsi="Cambria Math" w:cs="Cambria Math"/>
-          <w:lang w:val="en-US"/>
-        </w:rPr>
-      </w:pPr>
-      <w:r>
-        <w:rPr>
-          <w:rFonts w:ascii="Cambria Math" w:hAnsi="Cambria Math" w:cs="Cambria Math"/>
-          <w:lang w:val="en-US"/>
-        </w:rPr>
-        <w:t>W(</w:t>
-      </w:r>
-      <w:proofErr w:type="spellStart"/>
-      <w:proofErr w:type="gramStart"/>
-      <w:r>
-        <w:rPr>
-          <w:rFonts w:ascii="Cambria Math" w:hAnsi="Cambria Math" w:cs="Cambria Math"/>
-          <w:lang w:val="en-US"/>
-        </w:rPr>
-        <w:t>x,y</w:t>
-      </w:r>
-      <w:proofErr w:type="spellEnd"/>
-      <w:proofErr w:type="gramEnd"/>
-      <w:r>
-        <w:rPr>
-          <w:rFonts w:ascii="Cambria Math" w:hAnsi="Cambria Math" w:cs="Cambria Math"/>
-          <w:lang w:val="en-US"/>
+          <w:rFonts w:ascii="Cambria Math" w:hAnsi="Cambria Math" w:cs="Cambria Math"/>
+          <w:lang w:val="en-US"/>
+        </w:rPr>
+        <w:t>x</w:t>
+      </w:r>
+      <w:r>
+        <w:rPr>
+          <w:rFonts w:ascii="Cambria Math" w:hAnsi="Cambria Math" w:cs="Cambria Math"/>
+        </w:rPr>
+        <w:t>,</w:t>
+      </w:r>
+      <w:r>
+        <w:rPr>
+          <w:rFonts w:ascii="Cambria Math" w:hAnsi="Cambria Math" w:cs="Cambria Math"/>
+          <w:lang w:val="en-US"/>
+        </w:rPr>
+        <w:t>y</w:t>
+      </w:r>
+      <w:r>
+        <w:rPr>
+          <w:rFonts w:ascii="Cambria Math" w:hAnsi="Cambria Math" w:cs="Cambria Math"/>
         </w:rPr>
         <w:t xml:space="preserve">) – </w:t>
       </w:r>
@@ -4111,27 +3093,14 @@
         <w:rPr>
           <w:rFonts w:ascii="Cambria Math" w:hAnsi="Cambria Math" w:cs="Cambria Math"/>
         </w:rPr>
-        <w:t>дет</w:t>
-      </w:r>
-      <w:r>
-        <w:rPr>
-          <w:rFonts w:ascii="Cambria Math" w:hAnsi="Cambria Math" w:cs="Cambria Math"/>
-        </w:rPr>
-        <w:t>и</w:t>
-      </w:r>
-      <w:r>
-        <w:rPr>
-          <w:rFonts w:ascii="Cambria Math" w:hAnsi="Cambria Math" w:cs="Cambria Math"/>
-        </w:rPr>
-        <w:t xml:space="preserve"> и взрослые</w:t>
-      </w:r>
-    </w:p>
-    <w:p>
-      <w:pPr>
-        <w:jc w:val="both"/>
-        <w:rPr>
-          <w:rFonts w:ascii="Cambria Math" w:hAnsi="Cambria Math" w:cs="Cambria Math"/>
-          <w:lang w:val="en-US"/>
+        <w:t>дети и взрослые</w:t>
+      </w:r>
+    </w:p>
+    <w:p>
+      <w:pPr>
+        <w:jc w:val="both"/>
+        <w:rPr>
+          <w:rFonts w:ascii="Cambria Math" w:hAnsi="Cambria Math" w:cs="Cambria Math"/>
         </w:rPr>
       </w:pPr>
       <w:r>
@@ -4165,50 +3134,89 @@
           <w:rFonts w:ascii="Cambria Math" w:hAnsi="Cambria Math" w:cs="Cambria Math"/>
           <w:lang w:val="en-US"/>
         </w:rPr>
-        <w:t>Y=M_W</w:t>
-      </w:r>
-    </w:p>
-    <w:p>
-      <w:pPr>
-        <w:jc w:val="both"/>
-        <w:rPr>
-          <w:rFonts w:ascii="Cambria Math" w:hAnsi="Cambria Math" w:cs="Cambria Math"/>
-          <w:lang w:val="en-US"/>
-        </w:rPr>
-      </w:pPr>
-    </w:p>
-    <w:p>
-      <w:pPr>
-        <w:jc w:val="both"/>
-        <w:rPr>
-          <w:rFonts w:ascii="Cambria Math" w:hAnsi="Cambria Math" w:cs="Cambria Math"/>
-          <w:lang w:val="en-US"/>
-        </w:rPr>
-      </w:pPr>
-      <w:r>
-        <w:rPr>
-          <w:rFonts w:ascii="Cambria Math" w:hAnsi="Cambria Math" w:cs="Cambria Math"/>
-          <w:lang w:val="en-US"/>
-        </w:rPr>
-        <w:t>P(x</w:t>
-      </w:r>
-      <w:proofErr w:type="gramStart"/>
-      <w:r>
-        <w:rPr>
-          <w:rFonts w:ascii="Cambria Math" w:hAnsi="Cambria Math" w:cs="Cambria Math"/>
-          <w:lang w:val="en-US"/>
-        </w:rPr>
-        <w:t>1,x2,…</w:t>
-      </w:r>
-      <w:proofErr w:type="gramEnd"/>
-      <w:r>
-        <w:rPr>
-          <w:rFonts w:ascii="Cambria Math" w:hAnsi="Cambria Math" w:cs="Cambria Math"/>
-          <w:lang w:val="en-US"/>
-        </w:rPr>
-        <w:t>,</w:t>
-      </w:r>
-      <w:proofErr w:type="spellStart"/>
+        <w:t>Y</w:t>
+      </w:r>
+      <w:r>
+        <w:rPr>
+          <w:rFonts w:ascii="Cambria Math" w:hAnsi="Cambria Math" w:cs="Cambria Math"/>
+        </w:rPr>
+        <w:t>=</w:t>
+      </w:r>
+      <w:r>
+        <w:rPr>
+          <w:rFonts w:ascii="Cambria Math" w:hAnsi="Cambria Math" w:cs="Cambria Math"/>
+          <w:lang w:val="en-US"/>
+        </w:rPr>
+        <w:t>M</w:t>
+      </w:r>
+      <w:r>
+        <w:rPr>
+          <w:rFonts w:ascii="Cambria Math" w:hAnsi="Cambria Math" w:cs="Cambria Math"/>
+        </w:rPr>
+        <w:t>_</w:t>
+      </w:r>
+      <w:r>
+        <w:rPr>
+          <w:rFonts w:ascii="Cambria Math" w:hAnsi="Cambria Math" w:cs="Cambria Math"/>
+          <w:lang w:val="en-US"/>
+        </w:rPr>
+        <w:t>W</w:t>
+      </w:r>
+    </w:p>
+    <w:p>
+      <w:pPr>
+        <w:jc w:val="both"/>
+        <w:rPr>
+          <w:rFonts w:ascii="Cambria Math" w:hAnsi="Cambria Math" w:cs="Cambria Math"/>
+        </w:rPr>
+      </w:pPr>
+    </w:p>
+    <w:p>
+      <w:pPr>
+        <w:jc w:val="both"/>
+        <w:rPr>
+          <w:rFonts w:ascii="Cambria Math" w:hAnsi="Cambria Math" w:cs="Cambria Math"/>
+        </w:rPr>
+      </w:pPr>
+      <w:r>
+        <w:rPr>
+          <w:rFonts w:ascii="Cambria Math" w:hAnsi="Cambria Math" w:cs="Cambria Math"/>
+          <w:lang w:val="en-US"/>
+        </w:rPr>
+        <w:t>P</w:t>
+      </w:r>
+      <w:r>
+        <w:rPr>
+          <w:rFonts w:ascii="Cambria Math" w:hAnsi="Cambria Math" w:cs="Cambria Math"/>
+        </w:rPr>
+        <w:t>(</w:t>
+      </w:r>
+      <w:r>
+        <w:rPr>
+          <w:rFonts w:ascii="Cambria Math" w:hAnsi="Cambria Math" w:cs="Cambria Math"/>
+          <w:lang w:val="en-US"/>
+        </w:rPr>
+        <w:t>x</w:t>
+      </w:r>
+      <w:r>
+        <w:rPr>
+          <w:rFonts w:ascii="Cambria Math" w:hAnsi="Cambria Math" w:cs="Cambria Math"/>
+        </w:rPr>
+        <w:t>1,</w:t>
+      </w:r>
+      <w:r>
+        <w:rPr>
+          <w:rFonts w:ascii="Cambria Math" w:hAnsi="Cambria Math" w:cs="Cambria Math"/>
+          <w:lang w:val="en-US"/>
+        </w:rPr>
+        <w:t>x</w:t>
+      </w:r>
+      <w:r>
+        <w:rPr>
+          <w:rFonts w:ascii="Cambria Math" w:hAnsi="Cambria Math" w:cs="Cambria Math"/>
+        </w:rPr>
+        <w:t>2,…,</w:t>
+      </w:r>
       <w:r>
         <w:rPr>
           <w:rFonts w:ascii="Cambria Math" w:hAnsi="Cambria Math" w:cs="Cambria Math"/>
@@ -4216,71 +3224,141 @@
         </w:rPr>
         <w:t>xn</w:t>
       </w:r>
-      <w:proofErr w:type="spellEnd"/>
-      <w:r>
-        <w:rPr>
-          <w:rFonts w:ascii="Cambria Math" w:hAnsi="Cambria Math" w:cs="Cambria Math"/>
-          <w:lang w:val="en-US"/>
+      <w:r>
+        <w:rPr>
+          <w:rFonts w:ascii="Cambria Math" w:hAnsi="Cambria Math" w:cs="Cambria Math"/>
+        </w:rPr>
+        <w:t>)&amp;</w:t>
+      </w:r>
+      <w:r>
+        <w:rPr>
+          <w:rFonts w:ascii="Cambria Math" w:hAnsi="Cambria Math" w:cs="Cambria Math"/>
+          <w:lang w:val="en-US"/>
+        </w:rPr>
+        <w:t>Q</w:t>
+      </w:r>
+      <w:r>
+        <w:rPr>
+          <w:rFonts w:ascii="Cambria Math" w:hAnsi="Cambria Math" w:cs="Cambria Math"/>
+        </w:rPr>
+        <w:t>(</w:t>
+      </w:r>
+      <w:r>
+        <w:rPr>
+          <w:rFonts w:ascii="Cambria Math" w:hAnsi="Cambria Math" w:cs="Cambria Math"/>
+          <w:lang w:val="en-US"/>
+        </w:rPr>
+        <w:t>x</w:t>
+      </w:r>
+      <w:r>
+        <w:rPr>
+          <w:rFonts w:ascii="Cambria Math" w:hAnsi="Cambria Math" w:cs="Cambria Math"/>
+        </w:rPr>
+        <w:t>1,</w:t>
+      </w:r>
+      <w:r>
+        <w:rPr>
+          <w:rFonts w:ascii="Cambria Math" w:hAnsi="Cambria Math" w:cs="Cambria Math"/>
+          <w:lang w:val="en-US"/>
+        </w:rPr>
+        <w:t>x</w:t>
+      </w:r>
+      <w:r>
+        <w:rPr>
+          <w:rFonts w:ascii="Cambria Math" w:hAnsi="Cambria Math" w:cs="Cambria Math"/>
+        </w:rPr>
+        <w:t>2,…,</w:t>
+      </w:r>
+      <w:r>
+        <w:rPr>
+          <w:rFonts w:ascii="Cambria Math" w:hAnsi="Cambria Math" w:cs="Cambria Math"/>
+          <w:lang w:val="en-US"/>
+        </w:rPr>
+        <w:t>xn</w:t>
+      </w:r>
+      <w:r>
+        <w:rPr>
+          <w:rFonts w:ascii="Cambria Math" w:hAnsi="Cambria Math" w:cs="Cambria Math"/>
         </w:rPr>
         <w:t>)</w:t>
       </w:r>
-      <w:r>
-        <w:rPr>
-          <w:rFonts w:ascii="Cambria Math" w:hAnsi="Cambria Math" w:cs="Cambria Math"/>
-          <w:lang w:val="en-US"/>
-        </w:rPr>
-        <w:t>&amp;</w:t>
-      </w:r>
-      <w:r>
-        <w:rPr>
-          <w:rFonts w:ascii="Cambria Math" w:hAnsi="Cambria Math" w:cs="Cambria Math"/>
-          <w:lang w:val="en-US"/>
-        </w:rPr>
-        <w:t>Q(x</w:t>
-      </w:r>
-      <w:proofErr w:type="gramStart"/>
-      <w:r>
-        <w:rPr>
-          <w:rFonts w:ascii="Cambria Math" w:hAnsi="Cambria Math" w:cs="Cambria Math"/>
-          <w:lang w:val="en-US"/>
-        </w:rPr>
-        <w:t>1,x</w:t>
-      </w:r>
-      <w:r>
-        <w:rPr>
-          <w:rFonts w:ascii="Cambria Math" w:hAnsi="Cambria Math" w:cs="Cambria Math"/>
-          <w:lang w:val="en-US"/>
-        </w:rPr>
-        <w:t>2,…</w:t>
-      </w:r>
-      <w:proofErr w:type="gramEnd"/>
-      <w:r>
-        <w:rPr>
-          <w:rFonts w:ascii="Cambria Math" w:hAnsi="Cambria Math" w:cs="Cambria Math"/>
-          <w:lang w:val="en-US"/>
-        </w:rPr>
-        <w:t>,</w:t>
-      </w:r>
-      <w:proofErr w:type="spellStart"/>
-      <w:r>
-        <w:rPr>
-          <w:rFonts w:ascii="Cambria Math" w:hAnsi="Cambria Math" w:cs="Cambria Math"/>
-          <w:lang w:val="en-US"/>
-        </w:rPr>
-        <w:t>x</w:t>
-      </w:r>
-      <w:r>
-        <w:rPr>
-          <w:rFonts w:ascii="Cambria Math" w:hAnsi="Cambria Math" w:cs="Cambria Math"/>
-          <w:lang w:val="en-US"/>
-        </w:rPr>
-        <w:t>n</w:t>
-      </w:r>
-      <w:proofErr w:type="spellEnd"/>
-      <w:r>
-        <w:rPr>
-          <w:rFonts w:ascii="Cambria Math" w:hAnsi="Cambria Math" w:cs="Cambria Math"/>
-          <w:lang w:val="en-US"/>
+    </w:p>
+    <w:p>
+      <w:pPr>
+        <w:jc w:val="both"/>
+        <w:rPr>
+          <w:rFonts w:ascii="Cambria Math" w:eastAsiaTheme="minorEastAsia" w:hAnsi="Cambria Math" w:cs="Cambria Math"/>
+        </w:rPr>
+      </w:pPr>
+      <w:r>
+        <w:rPr>
+          <w:rFonts w:ascii="Cambria Math" w:hAnsi="Cambria Math" w:cs="Cambria Math"/>
+          <w:lang w:val="en-US"/>
+        </w:rPr>
+        <w:t>M</w:t>
+      </w:r>
+      <w:r>
+        <w:rPr>
+          <w:rFonts w:ascii="Cambria Math" w:hAnsi="Cambria Math" w:cs="Cambria Math"/>
+        </w:rPr>
+        <w:t>_</w:t>
+      </w:r>
+      <w:r>
+        <w:rPr>
+          <w:rFonts w:ascii="Cambria Math" w:hAnsi="Cambria Math" w:cs="Cambria Math"/>
+          <w:lang w:val="en-US"/>
+        </w:rPr>
+        <w:t>Q</w:t>
+      </w:r>
+      <w:r>
+        <w:rPr>
+          <w:rFonts w:ascii="Cambria Math" w:hAnsi="Cambria Math" w:cs="Cambria Math"/>
+        </w:rPr>
+        <w:t>=</w:t>
+      </w:r>
+      <w:r>
+        <w:rPr>
+          <w:rFonts w:ascii="Cambria Math" w:eastAsiaTheme="minorEastAsia" w:hAnsi="Cambria Math" w:cs="Cambria Math"/>
+          <w:lang w:val="en-US"/>
+        </w:rPr>
+        <w:t>M</w:t>
+      </w:r>
+      <w:r>
+        <w:rPr>
+          <w:rFonts w:ascii="Cambria Math" w:eastAsiaTheme="minorEastAsia" w:hAnsi="Cambria Math" w:cs="Cambria Math"/>
+        </w:rPr>
+        <w:t>_</w:t>
+      </w:r>
+      <w:r>
+        <w:rPr>
+          <w:rFonts w:ascii="Cambria Math" w:eastAsiaTheme="minorEastAsia" w:hAnsi="Cambria Math" w:cs="Cambria Math"/>
+          <w:lang w:val="en-US"/>
+        </w:rPr>
+        <w:t>P</w:t>
+      </w:r>
+    </w:p>
+    <w:p>
+      <w:pPr>
+        <w:jc w:val="both"/>
+        <w:rPr>
+          <w:rFonts w:ascii="Cambria Math" w:hAnsi="Cambria Math" w:cs="Cambria Math"/>
+        </w:rPr>
+      </w:pPr>
+      <w:r>
+        <w:rPr>
+          <w:rFonts w:ascii="Cambria Math" w:hAnsi="Cambria Math" w:cs="Cambria Math"/>
+        </w:rPr>
+        <w:t xml:space="preserve">(в общем виде </w:t>
+      </w:r>
+      <w:r>
+        <w:rPr>
+          <w:rFonts w:ascii="Cambria Math" w:hAnsi="Cambria Math" w:cs="Cambria Math"/>
+        </w:rPr>
+        <w:t>M_Q⊆M_P</w:t>
+      </w:r>
+      <w:r>
+        <w:rPr>
+          <w:rFonts w:ascii="Cambria Math" w:hAnsi="Cambria Math" w:cs="Cambria Math"/>
         </w:rPr>
         <w:t>)</w:t>
       </w:r>
@@ -4289,86 +3367,6 @@
       <w:pPr>
         <w:jc w:val="both"/>
         <w:rPr>
-          <w:rFonts w:ascii="Cambria Math" w:eastAsiaTheme="minorEastAsia" w:hAnsi="Cambria Math" w:cs="Cambria Math"/>
-        </w:rPr>
-      </w:pPr>
-      <w:r>
-        <w:rPr>
-          <w:rFonts w:ascii="Cambria Math" w:hAnsi="Cambria Math" w:cs="Cambria Math"/>
-          <w:lang w:val="en-US"/>
-        </w:rPr>
-        <w:t>M</w:t>
-      </w:r>
-      <w:r>
-        <w:rPr>
-          <w:rFonts w:ascii="Cambria Math" w:hAnsi="Cambria Math" w:cs="Cambria Math"/>
-        </w:rPr>
-        <w:t>_</w:t>
-      </w:r>
-      <w:r>
-        <w:rPr>
-          <w:rFonts w:ascii="Cambria Math" w:hAnsi="Cambria Math" w:cs="Cambria Math"/>
-          <w:lang w:val="en-US"/>
-        </w:rPr>
-        <w:t>Q</w:t>
-      </w:r>
-      <w:r>
-        <w:rPr>
-          <w:rFonts w:ascii="Cambria Math" w:hAnsi="Cambria Math" w:cs="Cambria Math"/>
-        </w:rPr>
-        <w:t>=</w:t>
-      </w:r>
-      <w:r>
-        <w:rPr>
-          <w:rFonts w:ascii="Cambria Math" w:eastAsiaTheme="minorEastAsia" w:hAnsi="Cambria Math" w:cs="Cambria Math"/>
-          <w:lang w:val="en-US"/>
-        </w:rPr>
-        <w:t>M</w:t>
-      </w:r>
-      <w:r>
-        <w:rPr>
-          <w:rFonts w:ascii="Cambria Math" w:eastAsiaTheme="minorEastAsia" w:hAnsi="Cambria Math" w:cs="Cambria Math"/>
-        </w:rPr>
-        <w:t>_</w:t>
-      </w:r>
-      <w:r>
-        <w:rPr>
-          <w:rFonts w:ascii="Cambria Math" w:eastAsiaTheme="minorEastAsia" w:hAnsi="Cambria Math" w:cs="Cambria Math"/>
-          <w:lang w:val="en-US"/>
-        </w:rPr>
-        <w:t>P</w:t>
-      </w:r>
-    </w:p>
-    <w:p>
-      <w:pPr>
-        <w:jc w:val="both"/>
-        <w:rPr>
-          <w:rFonts w:ascii="Cambria Math" w:hAnsi="Cambria Math" w:cs="Cambria Math"/>
-        </w:rPr>
-      </w:pPr>
-      <w:r>
-        <w:rPr>
-          <w:rFonts w:ascii="Cambria Math" w:hAnsi="Cambria Math" w:cs="Cambria Math"/>
-        </w:rPr>
-        <w:t xml:space="preserve">(в общем виде </w:t>
-      </w:r>
-      <w:r>
-        <w:rPr>
-          <w:rFonts w:ascii="Cambria Math" w:hAnsi="Cambria Math" w:cs="Cambria Math"/>
-        </w:rPr>
-        <w:t>M_Q⊆M_P</w:t>
-      </w:r>
-      <w:r>
-        <w:rPr>
-          <w:rFonts w:ascii="Cambria Math" w:hAnsi="Cambria Math" w:cs="Cambria Math"/>
-        </w:rPr>
-        <w:t>)</w:t>
-      </w:r>
-    </w:p>
-    <w:p>
-      <w:pPr>
-        <w:jc w:val="both"/>
-        <w:rPr>
           <w:rFonts w:ascii="Cambria Math" w:hAnsi="Cambria Math" w:cs="Cambria Math"/>
         </w:rPr>
       </w:pPr>
@@ -4424,25 +3422,7 @@
         <w:rPr>
           <w:rFonts w:ascii="Cambria Math" w:hAnsi="Cambria Math" w:cs="Cambria Math"/>
         </w:rPr>
-        <w:t>пересечени</w:t>
-      </w:r>
-      <w:r>
-        <w:rPr>
-          <w:rFonts w:ascii="Cambria Math" w:hAnsi="Cambria Math" w:cs="Cambria Math"/>
-        </w:rPr>
-        <w:t>е, об</w:t>
-      </w:r>
-      <w:r>
-        <w:rPr>
-          <w:rFonts w:ascii="Cambria Math" w:hAnsi="Cambria Math" w:cs="Cambria Math"/>
-        </w:rPr>
-        <w:t>ъ</w:t>
-      </w:r>
-      <w:r>
-        <w:rPr>
-          <w:rFonts w:ascii="Cambria Math" w:hAnsi="Cambria Math" w:cs="Cambria Math"/>
-        </w:rPr>
-        <w:t>единение…</w:t>
+        <w:t>пересечение, объединение…</w:t>
       </w:r>
     </w:p>
     <w:p>
@@ -4476,6 +3456,644 @@
         <w:jc w:val="both"/>
         <w:rPr>
           <w:rFonts w:ascii="Cambria Math" w:hAnsi="Cambria Math" w:cs="Cambria Math"/>
+          <w:lang w:val="en-US"/>
+        </w:rPr>
+      </w:pPr>
+      <w:r>
+        <w:rPr>
+          <w:rFonts w:ascii="Cambria Math" w:hAnsi="Cambria Math" w:cs="Cambria Math"/>
+        </w:rPr>
+        <w:t>…</w:t>
+      </w:r>
+    </w:p>
+    <w:p>
+      <w:pPr>
+        <w:jc w:val="both"/>
+        <w:rPr>
+          <w:iCs/>
+        </w:rPr>
+      </w:pPr>
+    </w:p>
+    <w:p>
+      <w:pPr>
+        <w:jc w:val="center"/>
+        <w:rPr>
+          <w:b/>
+          <w:bCs/>
+          <w:iCs/>
+        </w:rPr>
+      </w:pPr>
+      <w:r>
+        <w:rPr>
+          <w:b/>
+          <w:bCs/>
+          <w:iCs/>
+        </w:rPr>
+        <w:t>Последняя практическая работа</w:t>
+      </w:r>
+      <w:r>
+        <w:rPr>
+          <w:b/>
+          <w:bCs/>
+          <w:iCs/>
+        </w:rPr>
+        <w:t xml:space="preserve"> (7)</w:t>
+      </w:r>
+      <w:r>
+        <w:rPr>
+          <w:b/>
+          <w:bCs/>
+          <w:iCs/>
+        </w:rPr>
+        <w:t>:</w:t>
+      </w:r>
+      <w:r>
+        <w:rPr>
+          <w:b/>
+          <w:bCs/>
+          <w:iCs/>
+        </w:rPr>
+        <w:t xml:space="preserve"> (потребуется третья</w:t>
+      </w:r>
+      <w:r>
+        <w:rPr>
+          <w:b/>
+          <w:bCs/>
+          <w:iCs/>
+        </w:rPr>
+        <w:t xml:space="preserve"> работа</w:t>
+      </w:r>
+      <w:r>
+        <w:rPr>
+          <w:b/>
+          <w:bCs/>
+          <w:iCs/>
+        </w:rPr>
+        <w:t xml:space="preserve"> (</w:t>
+      </w:r>
+      <w:r>
+        <w:rPr>
+          <w:b/>
+          <w:bCs/>
+          <w:iCs/>
+        </w:rPr>
+        <w:t>по Кэрроллу</w:t>
+      </w:r>
+      <w:r>
+        <w:rPr>
+          <w:b/>
+          <w:bCs/>
+          <w:iCs/>
+        </w:rPr>
+        <w:t>))</w:t>
+      </w:r>
+    </w:p>
+    <w:p>
+      <w:pPr>
+        <w:jc w:val="both"/>
+        <w:rPr>
+          <w:iCs/>
+        </w:rPr>
+      </w:pPr>
+      <w:r>
+        <w:rPr>
+          <w:iCs/>
+        </w:rPr>
+        <w:t>Где писали «Вывода нет»…</w:t>
+      </w:r>
+    </w:p>
+    <w:p>
+      <w:pPr>
+        <w:jc w:val="both"/>
+        <w:rPr>
+          <w:iCs/>
+        </w:rPr>
+      </w:pPr>
+      <w:r>
+        <w:rPr>
+          <w:iCs/>
+        </w:rPr>
+        <w:t>еще 2 правила</w:t>
+      </w:r>
+      <w:r>
+        <w:rPr>
+          <w:iCs/>
+        </w:rPr>
+        <w:t xml:space="preserve"> (все равно не понадобятся)</w:t>
+      </w:r>
+      <w:r>
+        <w:rPr>
+          <w:iCs/>
+        </w:rPr>
+        <w:t>: введение квантора общности и удаление квантора существования.</w:t>
+      </w:r>
+    </w:p>
+    <w:p>
+      <w:pPr>
+        <w:jc w:val="both"/>
+        <w:rPr>
+          <w:iCs/>
+        </w:rPr>
+      </w:pPr>
+      <w:r>
+        <w:rPr>
+          <w:iCs/>
+        </w:rPr>
+        <w:t>ну например:</w:t>
+      </w:r>
+    </w:p>
+    <w:p>
+      <w:pPr>
+        <w:jc w:val="both"/>
+        <w:rPr>
+          <w:iCs/>
+        </w:rPr>
+      </w:pPr>
+      <w:r>
+        <w:rPr>
+          <w:iCs/>
+          <w:lang w:val="en-US"/>
+        </w:rPr>
+        <w:t>Q</w:t>
+      </w:r>
+      <w:r>
+        <w:rPr>
+          <w:iCs/>
+        </w:rPr>
+        <w:t xml:space="preserve"> – </w:t>
+      </w:r>
+      <w:r>
+        <w:rPr>
+          <w:iCs/>
+        </w:rPr>
+        <w:t>быть смертным</w:t>
+      </w:r>
+    </w:p>
+    <w:p>
+      <w:pPr>
+        <w:jc w:val="both"/>
+        <w:rPr>
+          <w:iCs/>
+        </w:rPr>
+      </w:pPr>
+      <w:r>
+        <w:rPr>
+          <w:iCs/>
+          <w:lang w:val="en-US"/>
+        </w:rPr>
+        <w:t>R</w:t>
+      </w:r>
+      <w:r>
+        <w:rPr>
+          <w:iCs/>
+        </w:rPr>
+        <w:t xml:space="preserve"> – </w:t>
+      </w:r>
+      <w:r>
+        <w:rPr>
+          <w:iCs/>
+        </w:rPr>
+        <w:t>быть человеком</w:t>
+      </w:r>
+    </w:p>
+    <w:p>
+      <w:pPr>
+        <w:jc w:val="both"/>
+        <w:rPr>
+          <w:rFonts w:ascii="Cambria Math" w:hAnsi="Cambria Math" w:cs="Cambria Math"/>
+          <w:lang w:val="en-US"/>
+        </w:rPr>
+      </w:pPr>
+      <w:r>
+        <w:rPr>
+          <w:rFonts w:ascii="Cambria Math" w:hAnsi="Cambria Math" w:cs="Cambria Math"/>
+          <w:lang w:val="en-US"/>
+        </w:rPr>
+        <w:t xml:space="preserve">a - </w:t>
+      </w:r>
+      <w:r>
+        <w:rPr>
+          <w:rFonts w:ascii="Cambria Math" w:hAnsi="Cambria Math" w:cs="Cambria Math"/>
+        </w:rPr>
+        <w:t>Сократ</w:t>
+      </w:r>
+    </w:p>
+    <w:p>
+      <w:pPr>
+        <w:jc w:val="both"/>
+        <w:rPr>
+          <w:rFonts w:ascii="Cambria Math" w:hAnsi="Cambria Math" w:cs="Cambria Math"/>
+          <w:lang w:val="en-US"/>
+        </w:rPr>
+      </w:pPr>
+      <w:r>
+        <w:rPr>
+          <w:rFonts w:ascii="Cambria Math" w:hAnsi="Cambria Math" w:cs="Cambria Math"/>
+          <w:lang w:val="en-US"/>
+        </w:rPr>
+        <w:t>∀</w:t>
+      </w:r>
+      <w:r>
+        <w:rPr>
+          <w:rFonts w:ascii="Cambria Math" w:hAnsi="Cambria Math" w:cs="Cambria Math"/>
+          <w:lang w:val="en-US"/>
+        </w:rPr>
+        <w:t>x (R(x)</w:t>
+      </w:r>
+      <w:r>
+        <w:rPr>
+          <w:rFonts w:ascii="Cambria Math" w:hAnsi="Cambria Math" w:cs="Cambria Math"/>
+          <w:iCs/>
+          <w:lang w:val="en-US"/>
+        </w:rPr>
+        <w:t>⊃</w:t>
+      </w:r>
+      <w:r>
+        <w:rPr>
+          <w:rFonts w:ascii="Cambria Math" w:hAnsi="Cambria Math" w:cs="Cambria Math"/>
+          <w:lang w:val="en-US"/>
+        </w:rPr>
+        <w:t>Q(x))</w:t>
+      </w:r>
+    </w:p>
+    <w:p>
+      <w:pPr>
+        <w:jc w:val="both"/>
+        <w:rPr>
+          <w:rFonts w:ascii="Cambria Math" w:hAnsi="Cambria Math" w:cs="Cambria Math"/>
+        </w:rPr>
+      </w:pPr>
+      <w:r>
+        <w:rPr>
+          <w:rFonts w:ascii="Cambria Math" w:hAnsi="Cambria Math" w:cs="Cambria Math"/>
+        </w:rPr>
+        <w:t>(</w:t>
+      </w:r>
+      <w:r>
+        <w:rPr>
+          <w:rFonts w:ascii="Cambria Math" w:hAnsi="Cambria Math" w:cs="Cambria Math"/>
+        </w:rPr>
+        <w:t>не обязательно импликацию в практической работе</w:t>
+      </w:r>
+      <w:r>
+        <w:rPr>
+          <w:rFonts w:ascii="Cambria Math" w:hAnsi="Cambria Math" w:cs="Cambria Math"/>
+        </w:rPr>
+        <w:t>)</w:t>
+      </w:r>
+    </w:p>
+    <w:p>
+      <w:pPr>
+        <w:jc w:val="both"/>
+        <w:rPr>
+          <w:rFonts w:ascii="Cambria Math" w:hAnsi="Cambria Math" w:cs="Cambria Math"/>
+        </w:rPr>
+      </w:pPr>
+      <w:r>
+        <w:rPr>
+          <w:rFonts w:ascii="Cambria Math" w:hAnsi="Cambria Math" w:cs="Cambria Math"/>
+          <w:lang w:val="en-US"/>
+        </w:rPr>
+        <w:t>R</w:t>
+      </w:r>
+      <w:r>
+        <w:rPr>
+          <w:rFonts w:ascii="Cambria Math" w:hAnsi="Cambria Math" w:cs="Cambria Math"/>
+        </w:rPr>
+        <w:t>(</w:t>
+      </w:r>
+      <w:r>
+        <w:rPr>
+          <w:rFonts w:ascii="Cambria Math" w:hAnsi="Cambria Math" w:cs="Cambria Math"/>
+          <w:lang w:val="en-US"/>
+        </w:rPr>
+        <w:t>a</w:t>
+      </w:r>
+      <w:r>
+        <w:rPr>
+          <w:rFonts w:ascii="Cambria Math" w:hAnsi="Cambria Math" w:cs="Cambria Math"/>
+        </w:rPr>
+        <w:t>)</w:t>
+      </w:r>
+    </w:p>
+    <w:p>
+      <w:pPr>
+        <w:jc w:val="both"/>
+        <w:rPr>
+          <w:rFonts w:ascii="Cambria Math" w:hAnsi="Cambria Math" w:cs="Cambria Math"/>
+        </w:rPr>
+      </w:pPr>
+      <w:r>
+        <w:rPr>
+          <w:rFonts w:ascii="Cambria Math" w:hAnsi="Cambria Math" w:cs="Cambria Math"/>
+        </w:rPr>
+        <w:t>--------</w:t>
+      </w:r>
+    </w:p>
+    <w:p>
+      <w:pPr>
+        <w:jc w:val="both"/>
+        <w:rPr>
+          <w:rFonts w:ascii="Cambria Math" w:hAnsi="Cambria Math" w:cs="Cambria Math"/>
+        </w:rPr>
+      </w:pPr>
+      <w:r>
+        <w:rPr>
+          <w:rFonts w:ascii="Cambria Math" w:hAnsi="Cambria Math" w:cs="Cambria Math"/>
+          <w:lang w:val="en-US"/>
+        </w:rPr>
+        <w:t>Q</w:t>
+      </w:r>
+      <w:r>
+        <w:rPr>
+          <w:rFonts w:ascii="Cambria Math" w:hAnsi="Cambria Math" w:cs="Cambria Math"/>
+        </w:rPr>
+        <w:t>(</w:t>
+      </w:r>
+      <w:r>
+        <w:rPr>
+          <w:rFonts w:ascii="Cambria Math" w:hAnsi="Cambria Math" w:cs="Cambria Math"/>
+          <w:lang w:val="en-US"/>
+        </w:rPr>
+        <w:t>a</w:t>
+      </w:r>
+      <w:r>
+        <w:rPr>
+          <w:rFonts w:ascii="Cambria Math" w:hAnsi="Cambria Math" w:cs="Cambria Math"/>
+        </w:rPr>
+        <w:t>)</w:t>
+      </w:r>
+    </w:p>
+    <w:p>
+      <w:pPr>
+        <w:jc w:val="both"/>
+        <w:rPr>
+          <w:rFonts w:ascii="Cambria Math" w:hAnsi="Cambria Math" w:cs="Cambria Math"/>
+        </w:rPr>
+      </w:pPr>
+    </w:p>
+    <w:p>
+      <w:pPr>
+        <w:jc w:val="both"/>
+        <w:rPr>
+          <w:rFonts w:ascii="Cambria Math" w:hAnsi="Cambria Math" w:cs="Cambria Math"/>
+        </w:rPr>
+      </w:pPr>
+      <w:r>
+        <w:rPr>
+          <w:rFonts w:ascii="Cambria Math" w:hAnsi="Cambria Math" w:cs="Cambria Math"/>
+        </w:rPr>
+        <w:t xml:space="preserve">чем отличается </w:t>
+      </w:r>
+      <w:r>
+        <w:rPr>
+          <w:rFonts w:ascii="Cambria Math" w:hAnsi="Cambria Math" w:cs="Cambria Math"/>
+        </w:rPr>
+        <w:t>(</w:t>
+      </w:r>
+      <w:r>
+        <w:rPr>
+          <w:rFonts w:ascii="Cambria Math" w:hAnsi="Cambria Math" w:cs="Cambria Math"/>
+          <w:lang w:val="en-US"/>
+        </w:rPr>
+        <w:t>R</w:t>
+      </w:r>
+      <w:r>
+        <w:rPr>
+          <w:rFonts w:ascii="Cambria Math" w:hAnsi="Cambria Math" w:cs="Cambria Math"/>
+        </w:rPr>
+        <w:t>(</w:t>
+      </w:r>
+      <w:r>
+        <w:rPr>
+          <w:rFonts w:ascii="Cambria Math" w:hAnsi="Cambria Math" w:cs="Cambria Math"/>
+          <w:lang w:val="en-US"/>
+        </w:rPr>
+        <w:t>x</w:t>
+      </w:r>
+      <w:r>
+        <w:rPr>
+          <w:rFonts w:ascii="Cambria Math" w:hAnsi="Cambria Math" w:cs="Cambria Math"/>
+        </w:rPr>
+        <w:t>)</w:t>
+      </w:r>
+      <w:r>
+        <w:rPr>
+          <w:rFonts w:ascii="Cambria Math" w:hAnsi="Cambria Math" w:cs="Cambria Math"/>
+          <w:iCs/>
+        </w:rPr>
+        <w:t>⊃</w:t>
+      </w:r>
+      <w:r>
+        <w:rPr>
+          <w:rFonts w:ascii="Cambria Math" w:hAnsi="Cambria Math" w:cs="Cambria Math"/>
+          <w:lang w:val="en-US"/>
+        </w:rPr>
+        <w:t>Q</w:t>
+      </w:r>
+      <w:r>
+        <w:rPr>
+          <w:rFonts w:ascii="Cambria Math" w:hAnsi="Cambria Math" w:cs="Cambria Math"/>
+        </w:rPr>
+        <w:t>(</w:t>
+      </w:r>
+      <w:r>
+        <w:rPr>
+          <w:rFonts w:ascii="Cambria Math" w:hAnsi="Cambria Math" w:cs="Cambria Math"/>
+          <w:lang w:val="en-US"/>
+        </w:rPr>
+        <w:t>x</w:t>
+      </w:r>
+      <w:r>
+        <w:rPr>
+          <w:rFonts w:ascii="Cambria Math" w:hAnsi="Cambria Math" w:cs="Cambria Math"/>
+        </w:rPr>
+        <w:t>))</w:t>
+      </w:r>
+      <w:r>
+        <w:rPr>
+          <w:rFonts w:ascii="Cambria Math" w:hAnsi="Cambria Math" w:cs="Cambria Math"/>
+        </w:rPr>
+        <w:t xml:space="preserve"> (от </w:t>
+      </w:r>
+      <w:r>
+        <w:rPr>
+          <w:rFonts w:ascii="Cambria Math" w:hAnsi="Cambria Math" w:cs="Cambria Math"/>
+        </w:rPr>
+        <w:t>∀x (R(x)⊃Q(x))</w:t>
+      </w:r>
+      <w:r>
+        <w:rPr>
+          <w:rFonts w:ascii="Cambria Math" w:hAnsi="Cambria Math" w:cs="Cambria Math"/>
+        </w:rPr>
+        <w:t>)</w:t>
+      </w:r>
+      <w:r>
+        <w:rPr>
+          <w:rFonts w:ascii="Cambria Math" w:hAnsi="Cambria Math" w:cs="Cambria Math"/>
+        </w:rPr>
+        <w:t>?</w:t>
+      </w:r>
+    </w:p>
+    <w:p>
+      <w:pPr>
+        <w:jc w:val="both"/>
+        <w:rPr>
+          <w:rFonts w:ascii="Cambria Math" w:hAnsi="Cambria Math" w:cs="Cambria Math"/>
+        </w:rPr>
+      </w:pPr>
+      <w:r>
+        <w:rPr>
+          <w:rFonts w:ascii="Cambria Math" w:hAnsi="Cambria Math" w:cs="Cambria Math"/>
+        </w:rPr>
+        <w:t>что такое замкнутая формула?</w:t>
+      </w:r>
+    </w:p>
+    <w:p>
+      <w:pPr>
+        <w:jc w:val="both"/>
+        <w:rPr>
+          <w:rFonts w:ascii="Cambria Math" w:hAnsi="Cambria Math" w:cs="Cambria Math"/>
+        </w:rPr>
+      </w:pPr>
+      <w:r>
+        <w:rPr>
+          <w:rFonts w:ascii="Cambria Math" w:hAnsi="Cambria Math" w:cs="Cambria Math"/>
+        </w:rPr>
+        <w:t>(можно утвердить истина или нет)</w:t>
+      </w:r>
+    </w:p>
+    <w:p>
+      <w:pPr>
+        <w:jc w:val="both"/>
+        <w:rPr>
+          <w:rFonts w:ascii="Cambria Math" w:hAnsi="Cambria Math" w:cs="Cambria Math"/>
+        </w:rPr>
+      </w:pPr>
+    </w:p>
+    <w:p>
+      <w:pPr>
+        <w:jc w:val="both"/>
+        <w:rPr>
+          <w:rFonts w:ascii="Cambria Math" w:hAnsi="Cambria Math" w:cs="Cambria Math"/>
+        </w:rPr>
+      </w:pPr>
+      <w:r>
+        <w:rPr>
+          <w:rFonts w:ascii="Cambria Math" w:hAnsi="Cambria Math" w:cs="Cambria Math"/>
+        </w:rPr>
+        <w:t>на след. занятии: Логическое следование и…</w:t>
+      </w:r>
+    </w:p>
+    <w:p>
+      <w:pPr>
+        <w:jc w:val="center"/>
+        <w:rPr>
+          <w:rFonts w:ascii="Cambria Math" w:hAnsi="Cambria Math" w:cs="Cambria Math"/>
+          <w:b/>
+          <w:bCs/>
+        </w:rPr>
+      </w:pPr>
+      <w:r>
+        <w:rPr>
+          <w:rFonts w:ascii="Cambria Math" w:hAnsi="Cambria Math" w:cs="Cambria Math"/>
+          <w:b/>
+          <w:bCs/>
+        </w:rPr>
+        <w:t>Логическое и теоретико-множественная семантика</w:t>
+      </w:r>
+    </w:p>
+    <w:p>
+      <w:pPr>
+        <w:jc w:val="both"/>
+        <w:rPr>
+          <w:rFonts w:ascii="Cambria Math" w:hAnsi="Cambria Math" w:cs="Cambria Math"/>
+        </w:rPr>
+      </w:pPr>
+      <w:r>
+        <w:rPr>
+          <w:rFonts w:ascii="Cambria Math" w:hAnsi="Cambria Math" w:cs="Cambria Math"/>
+        </w:rPr>
+        <w:t>(истинность или ложность формулы логики предикатов и как сочетается с представлениями теории множеств…)</w:t>
+      </w:r>
+    </w:p>
+    <w:p>
+      <w:pPr>
+        <w:jc w:val="both"/>
+        <w:rPr>
+          <w:rFonts w:ascii="Cambria Math" w:hAnsi="Cambria Math" w:cs="Cambria Math"/>
+        </w:rPr>
+      </w:pPr>
+    </w:p>
+    <w:p>
+      <w:pPr>
+        <w:jc w:val="both"/>
+        <w:rPr>
+          <w:rFonts w:ascii="Cambria Math" w:hAnsi="Cambria Math" w:cs="Cambria Math"/>
+        </w:rPr>
+      </w:pPr>
+      <w:r>
+        <w:rPr>
+          <w:rFonts w:ascii="Cambria Math" w:hAnsi="Cambria Math" w:cs="Cambria Math"/>
+        </w:rPr>
+        <w:t>ТЗ:</w:t>
+      </w:r>
+    </w:p>
+    <w:p>
+      <w:pPr>
+        <w:jc w:val="both"/>
+        <w:rPr>
+          <w:rFonts w:ascii="Cambria Math" w:hAnsi="Cambria Math" w:cs="Cambria Math"/>
+        </w:rPr>
+      </w:pPr>
+      <w:r>
+        <w:rPr>
+          <w:rFonts w:ascii="Cambria Math" w:hAnsi="Cambria Math" w:cs="Cambria Math"/>
+        </w:rPr>
+        <w:t>Взять третью работу</w:t>
+      </w:r>
+      <w:r>
+        <w:rPr>
+          <w:rFonts w:ascii="Cambria Math" w:hAnsi="Cambria Math" w:cs="Cambria Math"/>
+        </w:rPr>
+        <w:t xml:space="preserve"> (</w:t>
+      </w:r>
+      <w:r>
+        <w:rPr>
+          <w:rFonts w:ascii="Cambria Math" w:hAnsi="Cambria Math" w:cs="Cambria Math"/>
+        </w:rPr>
+        <w:t>переписать</w:t>
+      </w:r>
+      <w:r>
+        <w:rPr>
+          <w:rFonts w:ascii="Cambria Math" w:hAnsi="Cambria Math" w:cs="Cambria Math"/>
+        </w:rPr>
+        <w:t xml:space="preserve"> внутр</w:t>
+      </w:r>
+      <w:r>
+        <w:rPr>
+          <w:rFonts w:ascii="Cambria Math" w:hAnsi="Cambria Math" w:cs="Cambria Math"/>
+        </w:rPr>
+        <w:t>ь</w:t>
+      </w:r>
+      <w:r>
+        <w:rPr>
+          <w:rFonts w:ascii="Cambria Math" w:hAnsi="Cambria Math" w:cs="Cambria Math"/>
+        </w:rPr>
+        <w:t xml:space="preserve"> седьмой работы)</w:t>
+      </w:r>
+      <w:r>
+        <w:rPr>
+          <w:rFonts w:ascii="Cambria Math" w:hAnsi="Cambria Math" w:cs="Cambria Math"/>
+        </w:rPr>
+        <w:t xml:space="preserve">, </w:t>
+      </w:r>
+    </w:p>
+    <w:p>
+      <w:pPr>
+        <w:rPr>
+          <w:rFonts w:ascii="Cambria Math" w:hAnsi="Cambria Math" w:cs="Cambria Math"/>
+          <w:lang w:val="en-US"/>
         </w:rPr>
       </w:pPr>
     </w:p>
@@ -6737,6 +6355,7 @@
   <w:style w:type="character" w:default="1" w:styleId="a0">
     <w:name w:val="Default Paragraph Font"/>
     <w:uiPriority w:val="1"/>
+    <w:semiHidden/>
     <w:unhideWhenUsed/>
   </w:style>
   <w:style w:type="table" w:default="1" w:styleId="a1">
